--- a/Reportes/Contrato de Fianza 334.docx
+++ b/Reportes/Contrato de Fianza 334.docx
@@ -4,41 +4,6 @@
   <w:body>
     <w:p>
       <w:pPr>
-        <w:framePr w:w="1869" w:h="221" w:hRule="exact" w:wrap="auto" w:vAnchor="page" w:hAnchor="page" w:x="716" w:y="2895"/>
-        <w:widowControl w:val="0"/>
-        <w:tabs>
-          <w:tab w:val="left" w:pos="360"/>
-          <w:tab w:val="left" w:pos="720"/>
-          <w:tab w:val="left" w:pos="1080"/>
-          <w:tab w:val="left" w:pos="1440"/>
-          <w:tab w:val="left" w:pos="1800"/>
-        </w:tabs>
-        <w:autoSpaceDE w:val="0"/>
-        <w:autoSpaceDN w:val="0"/>
-        <w:adjustRightInd w:val="0"/>
-        <w:spacing w:after="0" w:line="240" w:lineRule="auto"/>
-        <w:rPr>
-          <w:rFonts w:ascii="Arial" w:eastAsia="Times New Roman" w:hAnsi="Arial" w:cs="Arial"/>
-          <w:color w:val="000000"/>
-          <w:kern w:val="2"/>
-          <w:sz w:val="15"/>
-          <w:szCs w:val="24"/>
-        </w:rPr>
-      </w:pPr>
-      <w:r>
-        <w:rPr>
-          <w:rFonts w:ascii="Arial" w:eastAsia="Times New Roman" w:hAnsi="Arial" w:cs="Arial"/>
-          <w:color w:val="000000"/>
-          <w:kern w:val="2"/>
-          <w:sz w:val="15"/>
-          <w:szCs w:val="24"/>
-        </w:rPr>
-        <w:t>CONTRATO PRINCIPAL:</w:t>
-      </w:r>
-    </w:p>
-    <w:p>
-      <w:pPr>
-        <w:framePr w:w="11492" w:h="425" w:hRule="exact" w:wrap="auto" w:vAnchor="page" w:hAnchor="page" w:x="395" w:y="448"/>
         <w:widowControl w:val="0"/>
         <w:tabs>
           <w:tab w:val="left" w:pos="360"/>
@@ -82,440 +47,14 @@
           <w:rFonts w:ascii="Arial" w:eastAsia="Times New Roman" w:hAnsi="Arial" w:cs="Arial"/>
           <w:b/>
           <w:color w:val="000000"/>
-          <w:kern w:val="2"/>
+          <w:sz w:val="27"/>
           <w:szCs w:val="24"/>
           <w:u w:val="single"/>
         </w:rPr>
       </w:pPr>
-      <w:r>
-        <w:rPr>
-          <w:noProof/>
-        </w:rPr>
-        <w:pict w14:anchorId="0FB9823A">
-          <v:rect id="_x0000_s1026" style="position:absolute;left:0;text-align:left;margin-left:28.5pt;margin-top:50.25pt;width:551.25pt;height:159.7pt;z-index:-2;mso-position-horizontal-relative:page;mso-position-vertical-relative:page" o:allowincell="f" filled="f" strokeweight="1pt">
-            <w10:wrap anchorx="page" anchory="page"/>
-          </v:rect>
-        </w:pict>
-      </w:r>
-      <w:r>
-        <w:rPr>
-          <w:noProof/>
-        </w:rPr>
-        <w:pict w14:anchorId="5AC5ADD5">
-          <v:rect id="_x0000_s1027" style="position:absolute;left:0;text-align:left;margin-left:23.25pt;margin-top:46.85pt;width:561pt;height:167.45pt;z-index:-1;mso-position-horizontal-relative:page;mso-position-vertical-relative:page" o:allowincell="f" filled="f" strokeweight="2pt">
-            <w10:wrap anchorx="page" anchory="page"/>
-          </v:rect>
-        </w:pict>
-      </w:r>
-      <w:r>
-        <w:rPr>
-          <w:rFonts w:ascii="Arial" w:eastAsia="Times New Roman" w:hAnsi="Arial" w:cs="Arial"/>
-          <w:b/>
-          <w:color w:val="000000"/>
-          <w:kern w:val="2"/>
-          <w:szCs w:val="24"/>
-          <w:u w:val="single"/>
-        </w:rPr>
-        <w:t>FIANZA DE PAGO ANTICIPADO</w:t>
-      </w:r>
-    </w:p>
-    <w:p>
-      <w:pPr>
-        <w:framePr w:w="2413" w:h="242" w:hRule="exact" w:wrap="auto" w:vAnchor="page" w:hAnchor="page" w:x="716" w:y="1813"/>
-        <w:widowControl w:val="0"/>
-        <w:tabs>
-          <w:tab w:val="left" w:pos="360"/>
-          <w:tab w:val="left" w:pos="720"/>
-          <w:tab w:val="left" w:pos="1080"/>
-          <w:tab w:val="left" w:pos="1440"/>
-          <w:tab w:val="left" w:pos="1800"/>
-          <w:tab w:val="left" w:pos="2160"/>
-        </w:tabs>
-        <w:autoSpaceDE w:val="0"/>
-        <w:autoSpaceDN w:val="0"/>
-        <w:adjustRightInd w:val="0"/>
-        <w:spacing w:after="0" w:line="240" w:lineRule="auto"/>
-        <w:rPr>
-          <w:rFonts w:ascii="Arial" w:eastAsia="Times New Roman" w:hAnsi="Arial" w:cs="Arial"/>
-          <w:color w:val="000000"/>
-          <w:kern w:val="2"/>
-          <w:sz w:val="15"/>
-          <w:szCs w:val="24"/>
-        </w:rPr>
-      </w:pPr>
-      <w:r>
-        <w:rPr>
-          <w:rFonts w:ascii="Arial" w:eastAsia="Times New Roman" w:hAnsi="Arial" w:cs="Arial"/>
-          <w:color w:val="000000"/>
-          <w:kern w:val="2"/>
-          <w:sz w:val="15"/>
-          <w:szCs w:val="24"/>
-        </w:rPr>
-        <w:t>NÚMERO DE FIANZA:</w:t>
-      </w:r>
-    </w:p>
-    <w:p>
-      <w:pPr>
-        <w:framePr w:w="8005" w:h="228" w:hRule="exact" w:wrap="auto" w:vAnchor="page" w:hAnchor="page" w:x="3526" w:y="1793"/>
-        <w:widowControl w:val="0"/>
-        <w:tabs>
-          <w:tab w:val="left" w:pos="360"/>
-          <w:tab w:val="left" w:pos="720"/>
-          <w:tab w:val="left" w:pos="1080"/>
-          <w:tab w:val="left" w:pos="1440"/>
-          <w:tab w:val="left" w:pos="1800"/>
-          <w:tab w:val="left" w:pos="2160"/>
-          <w:tab w:val="left" w:pos="2520"/>
-          <w:tab w:val="left" w:pos="2880"/>
-          <w:tab w:val="left" w:pos="3240"/>
-          <w:tab w:val="left" w:pos="3600"/>
-          <w:tab w:val="left" w:pos="3960"/>
-          <w:tab w:val="left" w:pos="4320"/>
-        </w:tabs>
-        <w:autoSpaceDE w:val="0"/>
-        <w:autoSpaceDN w:val="0"/>
-        <w:adjustRightInd w:val="0"/>
-        <w:spacing w:after="0" w:line="240" w:lineRule="auto"/>
-        <w:jc w:val="both"/>
-        <w:rPr>
-          <w:rFonts w:ascii="Arial" w:eastAsia="Times New Roman" w:hAnsi="Arial" w:cs="Arial"/>
-          <w:b/>
-          <w:color w:val="000000"/>
-          <w:kern w:val="2"/>
-          <w:sz w:val="15"/>
-          <w:szCs w:val="24"/>
-        </w:rPr>
-      </w:pPr>
-      <w:r>
-        <w:rPr>
-          <w:rFonts w:ascii="Arial" w:eastAsia="Times New Roman" w:hAnsi="Arial" w:cs="Arial"/>
-          <w:b/>
-          <w:color w:val="000000"/>
-          <w:kern w:val="2"/>
-          <w:sz w:val="15"/>
-          <w:szCs w:val="24"/>
-        </w:rPr>
-        <w:t>{</w:t>
-      </w:r>
-      <w:proofErr w:type="spellStart"/>
-      <w:proofErr w:type="gramStart"/>
-      <w:r>
-        <w:rPr>
-          <w:rFonts w:ascii="Arial" w:eastAsia="Times New Roman" w:hAnsi="Arial" w:cs="Arial"/>
-          <w:b/>
-          <w:color w:val="000000"/>
-          <w:kern w:val="2"/>
-          <w:sz w:val="15"/>
-          <w:szCs w:val="24"/>
-        </w:rPr>
-        <w:t>custom.NumeroFianza</w:t>
-      </w:r>
-      <w:proofErr w:type="spellEnd"/>
-      <w:proofErr w:type="gramEnd"/>
-      <w:r>
-        <w:rPr>
-          <w:rFonts w:ascii="Arial" w:eastAsia="Times New Roman" w:hAnsi="Arial" w:cs="Arial"/>
-          <w:b/>
-          <w:color w:val="000000"/>
-          <w:kern w:val="2"/>
-          <w:sz w:val="15"/>
-          <w:szCs w:val="24"/>
-        </w:rPr>
-        <w:t>}</w:t>
-      </w:r>
-    </w:p>
-    <w:p>
-      <w:pPr>
-        <w:framePr w:w="2310" w:h="228" w:hRule="exact" w:wrap="auto" w:vAnchor="page" w:hAnchor="page" w:x="716" w:y="1156"/>
-        <w:widowControl w:val="0"/>
-        <w:tabs>
-          <w:tab w:val="left" w:pos="360"/>
-          <w:tab w:val="left" w:pos="720"/>
-          <w:tab w:val="left" w:pos="1080"/>
-          <w:tab w:val="left" w:pos="1440"/>
-          <w:tab w:val="left" w:pos="1800"/>
-          <w:tab w:val="left" w:pos="2160"/>
-        </w:tabs>
-        <w:autoSpaceDE w:val="0"/>
-        <w:autoSpaceDN w:val="0"/>
-        <w:adjustRightInd w:val="0"/>
-        <w:spacing w:after="0" w:line="240" w:lineRule="auto"/>
-        <w:rPr>
-          <w:rFonts w:ascii="Arial" w:eastAsia="Times New Roman" w:hAnsi="Arial" w:cs="Arial"/>
-          <w:color w:val="000000"/>
-          <w:kern w:val="2"/>
-          <w:sz w:val="17"/>
-          <w:szCs w:val="24"/>
-        </w:rPr>
-      </w:pPr>
-      <w:r>
-        <w:rPr>
-          <w:rFonts w:ascii="Arial" w:eastAsia="Times New Roman" w:hAnsi="Arial" w:cs="Arial"/>
-          <w:color w:val="000000"/>
-          <w:kern w:val="2"/>
-          <w:sz w:val="17"/>
-          <w:szCs w:val="24"/>
-        </w:rPr>
-        <w:t>DENOMINACIÓN:</w:t>
-      </w:r>
-    </w:p>
-    <w:p>
-      <w:pPr>
-        <w:framePr w:w="2310" w:h="228" w:hRule="exact" w:wrap="auto" w:vAnchor="page" w:hAnchor="page" w:x="716" w:y="1471"/>
-        <w:widowControl w:val="0"/>
-        <w:tabs>
-          <w:tab w:val="left" w:pos="360"/>
-          <w:tab w:val="left" w:pos="720"/>
-          <w:tab w:val="left" w:pos="1080"/>
-          <w:tab w:val="left" w:pos="1440"/>
-          <w:tab w:val="left" w:pos="1800"/>
-          <w:tab w:val="left" w:pos="2160"/>
-        </w:tabs>
-        <w:autoSpaceDE w:val="0"/>
-        <w:autoSpaceDN w:val="0"/>
-        <w:adjustRightInd w:val="0"/>
-        <w:spacing w:after="0" w:line="240" w:lineRule="auto"/>
-        <w:rPr>
-          <w:rFonts w:ascii="Arial" w:eastAsia="Times New Roman" w:hAnsi="Arial" w:cs="Arial"/>
-          <w:color w:val="000000"/>
-          <w:kern w:val="2"/>
-          <w:sz w:val="16"/>
-          <w:szCs w:val="24"/>
-        </w:rPr>
-      </w:pPr>
-      <w:r>
-        <w:rPr>
-          <w:rFonts w:ascii="Arial" w:eastAsia="Times New Roman" w:hAnsi="Arial" w:cs="Arial"/>
-          <w:color w:val="000000"/>
-          <w:kern w:val="2"/>
-          <w:sz w:val="16"/>
-          <w:szCs w:val="24"/>
-        </w:rPr>
-        <w:t>FIADORAS:</w:t>
-      </w:r>
-    </w:p>
-    <w:p>
-      <w:pPr>
-        <w:framePr w:w="2771" w:h="228" w:hRule="exact" w:wrap="auto" w:vAnchor="page" w:hAnchor="page" w:x="3526" w:y="1471"/>
-        <w:widowControl w:val="0"/>
-        <w:tabs>
-          <w:tab w:val="left" w:pos="360"/>
-          <w:tab w:val="left" w:pos="720"/>
-          <w:tab w:val="left" w:pos="1080"/>
-          <w:tab w:val="left" w:pos="1440"/>
-          <w:tab w:val="left" w:pos="1800"/>
-          <w:tab w:val="left" w:pos="2160"/>
-          <w:tab w:val="left" w:pos="2520"/>
-        </w:tabs>
-        <w:autoSpaceDE w:val="0"/>
-        <w:autoSpaceDN w:val="0"/>
-        <w:adjustRightInd w:val="0"/>
-        <w:spacing w:after="0" w:line="240" w:lineRule="auto"/>
-        <w:rPr>
-          <w:rFonts w:ascii="Arial" w:eastAsia="Times New Roman" w:hAnsi="Arial" w:cs="Arial"/>
-          <w:b/>
-          <w:color w:val="000000"/>
-          <w:kern w:val="2"/>
-          <w:sz w:val="15"/>
-          <w:szCs w:val="24"/>
-        </w:rPr>
-      </w:pPr>
-      <w:r>
-        <w:rPr>
-          <w:rFonts w:ascii="Arial" w:eastAsia="Times New Roman" w:hAnsi="Arial" w:cs="Arial"/>
-          <w:b/>
-          <w:color w:val="000000"/>
-          <w:kern w:val="2"/>
-          <w:sz w:val="15"/>
-          <w:szCs w:val="24"/>
-        </w:rPr>
-        <w:t>ASEGURADORA GLOBAL, S.A.</w:t>
-      </w:r>
-    </w:p>
-    <w:p>
-      <w:pPr>
-        <w:framePr w:w="2771" w:h="228" w:hRule="exact" w:wrap="auto" w:vAnchor="page" w:hAnchor="page" w:x="3526" w:y="1151"/>
-        <w:widowControl w:val="0"/>
-        <w:tabs>
-          <w:tab w:val="left" w:pos="360"/>
-          <w:tab w:val="left" w:pos="720"/>
-          <w:tab w:val="left" w:pos="1080"/>
-          <w:tab w:val="left" w:pos="1440"/>
-          <w:tab w:val="left" w:pos="1800"/>
-          <w:tab w:val="left" w:pos="2160"/>
-          <w:tab w:val="left" w:pos="2520"/>
-        </w:tabs>
-        <w:autoSpaceDE w:val="0"/>
-        <w:autoSpaceDN w:val="0"/>
-        <w:adjustRightInd w:val="0"/>
-        <w:spacing w:after="0" w:line="240" w:lineRule="auto"/>
-        <w:rPr>
-          <w:rFonts w:ascii="Arial" w:eastAsia="Times New Roman" w:hAnsi="Arial" w:cs="Arial"/>
-          <w:b/>
-          <w:color w:val="000000"/>
-          <w:kern w:val="2"/>
-          <w:sz w:val="15"/>
-          <w:szCs w:val="24"/>
-        </w:rPr>
-      </w:pPr>
-      <w:r>
-        <w:rPr>
-          <w:rFonts w:ascii="Arial" w:eastAsia="Times New Roman" w:hAnsi="Arial" w:cs="Arial"/>
-          <w:b/>
-          <w:color w:val="000000"/>
-          <w:kern w:val="2"/>
-          <w:sz w:val="15"/>
-          <w:szCs w:val="24"/>
-        </w:rPr>
-        <w:t>FIANZA DE PAGO ANTICIPADO</w:t>
-      </w:r>
-    </w:p>
-    <w:p>
-      <w:pPr>
-        <w:framePr w:w="2413" w:h="242" w:hRule="exact" w:wrap="auto" w:vAnchor="page" w:hAnchor="page" w:x="716" w:y="2121"/>
-        <w:widowControl w:val="0"/>
-        <w:tabs>
-          <w:tab w:val="left" w:pos="360"/>
-          <w:tab w:val="left" w:pos="720"/>
-          <w:tab w:val="left" w:pos="1080"/>
-          <w:tab w:val="left" w:pos="1440"/>
-          <w:tab w:val="left" w:pos="1800"/>
-          <w:tab w:val="left" w:pos="2160"/>
-        </w:tabs>
-        <w:autoSpaceDE w:val="0"/>
-        <w:autoSpaceDN w:val="0"/>
-        <w:adjustRightInd w:val="0"/>
-        <w:spacing w:after="0" w:line="240" w:lineRule="auto"/>
-        <w:rPr>
-          <w:rFonts w:ascii="Arial" w:eastAsia="Times New Roman" w:hAnsi="Arial" w:cs="Arial"/>
-          <w:color w:val="000000"/>
-          <w:kern w:val="2"/>
-          <w:sz w:val="15"/>
-          <w:szCs w:val="24"/>
-        </w:rPr>
-      </w:pPr>
-      <w:r>
-        <w:rPr>
-          <w:rFonts w:ascii="Arial" w:eastAsia="Times New Roman" w:hAnsi="Arial" w:cs="Arial"/>
-          <w:color w:val="000000"/>
-          <w:kern w:val="2"/>
-          <w:sz w:val="15"/>
-          <w:szCs w:val="24"/>
-        </w:rPr>
-        <w:t>CONTRATISTA:</w:t>
-      </w:r>
-    </w:p>
-    <w:p>
-      <w:pPr>
-        <w:framePr w:w="8015" w:h="228" w:hRule="exact" w:wrap="auto" w:vAnchor="page" w:hAnchor="page" w:x="3526" w:y="2121"/>
-        <w:widowControl w:val="0"/>
-        <w:tabs>
-          <w:tab w:val="left" w:pos="360"/>
-          <w:tab w:val="left" w:pos="720"/>
-          <w:tab w:val="left" w:pos="1080"/>
-          <w:tab w:val="left" w:pos="1440"/>
-          <w:tab w:val="left" w:pos="1800"/>
-          <w:tab w:val="left" w:pos="2160"/>
-          <w:tab w:val="left" w:pos="2520"/>
-          <w:tab w:val="left" w:pos="2880"/>
-          <w:tab w:val="left" w:pos="3240"/>
-          <w:tab w:val="left" w:pos="3600"/>
-          <w:tab w:val="left" w:pos="3960"/>
-          <w:tab w:val="left" w:pos="4320"/>
-        </w:tabs>
-        <w:autoSpaceDE w:val="0"/>
-        <w:autoSpaceDN w:val="0"/>
-        <w:adjustRightInd w:val="0"/>
-        <w:spacing w:after="0" w:line="240" w:lineRule="auto"/>
-        <w:jc w:val="both"/>
-        <w:rPr>
-          <w:rFonts w:ascii="Arial" w:eastAsia="Times New Roman" w:hAnsi="Arial" w:cs="Arial"/>
-          <w:b/>
-          <w:color w:val="000000"/>
-          <w:kern w:val="2"/>
-          <w:sz w:val="15"/>
-          <w:szCs w:val="24"/>
-        </w:rPr>
-      </w:pPr>
-      <w:r>
-        <w:rPr>
-          <w:rFonts w:ascii="Arial" w:eastAsia="Times New Roman" w:hAnsi="Arial" w:cs="Arial"/>
-          <w:b/>
-          <w:color w:val="000000"/>
-          <w:kern w:val="2"/>
-          <w:sz w:val="15"/>
-          <w:szCs w:val="24"/>
-        </w:rPr>
-        <w:t>{</w:t>
-      </w:r>
-      <w:proofErr w:type="spellStart"/>
-      <w:proofErr w:type="gramStart"/>
-      <w:r>
-        <w:rPr>
-          <w:rFonts w:ascii="Arial" w:eastAsia="Times New Roman" w:hAnsi="Arial" w:cs="Arial"/>
-          <w:b/>
-          <w:color w:val="000000"/>
-          <w:kern w:val="2"/>
-          <w:sz w:val="15"/>
-          <w:szCs w:val="24"/>
-        </w:rPr>
-        <w:t>custom.Tenedor</w:t>
-      </w:r>
-      <w:proofErr w:type="spellEnd"/>
-      <w:proofErr w:type="gramEnd"/>
-      <w:r>
-        <w:rPr>
-          <w:rFonts w:ascii="Arial" w:eastAsia="Times New Roman" w:hAnsi="Arial" w:cs="Arial"/>
-          <w:b/>
-          <w:color w:val="000000"/>
-          <w:kern w:val="2"/>
-          <w:sz w:val="15"/>
-          <w:szCs w:val="24"/>
-        </w:rPr>
-        <w:t>}</w:t>
-      </w:r>
-    </w:p>
-    <w:p>
-      <w:pPr>
-        <w:framePr w:w="3270" w:h="221" w:hRule="exact" w:wrap="auto" w:vAnchor="page" w:hAnchor="page" w:x="716" w:y="2386"/>
-        <w:widowControl w:val="0"/>
-        <w:tabs>
-          <w:tab w:val="left" w:pos="360"/>
-          <w:tab w:val="left" w:pos="720"/>
-          <w:tab w:val="left" w:pos="1080"/>
-          <w:tab w:val="left" w:pos="1440"/>
-          <w:tab w:val="left" w:pos="1800"/>
-          <w:tab w:val="left" w:pos="2160"/>
-          <w:tab w:val="left" w:pos="2520"/>
-          <w:tab w:val="left" w:pos="2880"/>
-          <w:tab w:val="left" w:pos="3240"/>
-        </w:tabs>
-        <w:autoSpaceDE w:val="0"/>
-        <w:autoSpaceDN w:val="0"/>
-        <w:adjustRightInd w:val="0"/>
-        <w:spacing w:after="0" w:line="240" w:lineRule="auto"/>
-        <w:rPr>
-          <w:rFonts w:ascii="Arial" w:eastAsia="Times New Roman" w:hAnsi="Arial" w:cs="Arial"/>
-          <w:color w:val="000000"/>
-          <w:kern w:val="2"/>
-          <w:sz w:val="15"/>
-          <w:szCs w:val="24"/>
-        </w:rPr>
-      </w:pPr>
-      <w:r>
-        <w:rPr>
-          <w:rFonts w:ascii="Arial" w:eastAsia="Times New Roman" w:hAnsi="Arial" w:cs="Arial"/>
-          <w:color w:val="000000"/>
-          <w:kern w:val="2"/>
-          <w:sz w:val="15"/>
-          <w:szCs w:val="24"/>
-        </w:rPr>
-        <w:t>LIMITE MAXIMO DE RESPONSABILIDAD:</w:t>
-      </w:r>
-    </w:p>
-    <w:p>
-      <w:pPr>
-        <w:framePr w:w="8015" w:h="210" w:hRule="exact" w:wrap="auto" w:vAnchor="page" w:hAnchor="page" w:x="3526" w:y="2391"/>
+    </w:p>
+    <w:p>
+      <w:pPr>
         <w:widowControl w:val="0"/>
         <w:tabs>
           <w:tab w:val="left" w:pos="360"/>
@@ -540,18 +79,28 @@
           <w:tab w:val="left" w:pos="7200"/>
           <w:tab w:val="left" w:pos="7560"/>
           <w:tab w:val="left" w:pos="7920"/>
+          <w:tab w:val="left" w:pos="8280"/>
+          <w:tab w:val="left" w:pos="8640"/>
+          <w:tab w:val="left" w:pos="9000"/>
+          <w:tab w:val="left" w:pos="9360"/>
+          <w:tab w:val="left" w:pos="9720"/>
+          <w:tab w:val="left" w:pos="10080"/>
+          <w:tab w:val="left" w:pos="10440"/>
+          <w:tab w:val="left" w:pos="10800"/>
+          <w:tab w:val="left" w:pos="11160"/>
         </w:tabs>
         <w:autoSpaceDE w:val="0"/>
         <w:autoSpaceDN w:val="0"/>
         <w:adjustRightInd w:val="0"/>
         <w:spacing w:after="0" w:line="240" w:lineRule="auto"/>
+        <w:jc w:val="center"/>
         <w:rPr>
           <w:rFonts w:ascii="Arial" w:eastAsia="Times New Roman" w:hAnsi="Arial" w:cs="Arial"/>
           <w:b/>
           <w:color w:val="000000"/>
-          <w:kern w:val="2"/>
-          <w:sz w:val="15"/>
-          <w:szCs w:val="24"/>
+          <w:sz w:val="27"/>
+          <w:szCs w:val="24"/>
+          <w:u w:val="single"/>
         </w:rPr>
       </w:pPr>
       <w:r>
@@ -559,42 +108,48 @@
           <w:rFonts w:ascii="Arial" w:eastAsia="Times New Roman" w:hAnsi="Arial" w:cs="Arial"/>
           <w:b/>
           <w:color w:val="000000"/>
-          <w:kern w:val="2"/>
-          <w:sz w:val="15"/>
-          <w:szCs w:val="24"/>
-        </w:rPr>
-        <w:t>{</w:t>
+          <w:sz w:val="27"/>
+          <w:szCs w:val="24"/>
+          <w:u w:val="single"/>
+        </w:rPr>
+        <w:t xml:space="preserve">FIANZA DE </w:t>
       </w:r>
-      <w:proofErr w:type="spellStart"/>
-      <w:proofErr w:type="gramStart"/>
       <w:r>
         <w:rPr>
           <w:rFonts w:ascii="Arial" w:eastAsia="Times New Roman" w:hAnsi="Arial" w:cs="Arial"/>
           <w:b/>
           <w:color w:val="000000"/>
-          <w:kern w:val="2"/>
-          <w:sz w:val="15"/>
-          <w:szCs w:val="24"/>
-        </w:rPr>
-        <w:t>custom.SumaTextoTotal</w:t>
+          <w:sz w:val="27"/>
+          <w:szCs w:val="24"/>
+          <w:u w:val="single"/>
+        </w:rPr>
+        <w:t>PAGO ANTICIP</w:t>
       </w:r>
-      <w:proofErr w:type="spellEnd"/>
-      <w:proofErr w:type="gramEnd"/>
       <w:r>
         <w:rPr>
           <w:rFonts w:ascii="Arial" w:eastAsia="Times New Roman" w:hAnsi="Arial" w:cs="Arial"/>
           <w:b/>
           <w:color w:val="000000"/>
-          <w:kern w:val="2"/>
-          <w:sz w:val="15"/>
-          <w:szCs w:val="24"/>
-        </w:rPr>
-        <w:t>}</w:t>
+          <w:sz w:val="27"/>
+          <w:szCs w:val="24"/>
+          <w:u w:val="single"/>
+        </w:rPr>
+        <w:t>ADO</w:t>
       </w:r>
-    </w:p>
-    <w:p>
-      <w:pPr>
-        <w:framePr w:w="7950" w:h="228" w:hRule="exact" w:wrap="auto" w:vAnchor="page" w:hAnchor="page" w:x="3526" w:y="2629"/>
+      <w:r>
+        <w:rPr>
+          <w:rFonts w:ascii="Arial" w:eastAsia="Times New Roman" w:hAnsi="Arial" w:cs="Arial"/>
+          <w:b/>
+          <w:color w:val="000000"/>
+          <w:sz w:val="27"/>
+          <w:szCs w:val="24"/>
+          <w:u w:val="single"/>
+        </w:rPr>
+        <w:t xml:space="preserve"> </w:t>
+      </w:r>
+    </w:p>
+    <w:p>
+      <w:pPr>
         <w:widowControl w:val="0"/>
         <w:tabs>
           <w:tab w:val="left" w:pos="360"/>
@@ -619,62 +174,556 @@
           <w:tab w:val="left" w:pos="7200"/>
           <w:tab w:val="left" w:pos="7560"/>
           <w:tab w:val="left" w:pos="7920"/>
+          <w:tab w:val="left" w:pos="8280"/>
+          <w:tab w:val="left" w:pos="8640"/>
+          <w:tab w:val="left" w:pos="9000"/>
+          <w:tab w:val="left" w:pos="9360"/>
+          <w:tab w:val="left" w:pos="9720"/>
+          <w:tab w:val="left" w:pos="10080"/>
+          <w:tab w:val="left" w:pos="10440"/>
+          <w:tab w:val="left" w:pos="10800"/>
+          <w:tab w:val="left" w:pos="11160"/>
         </w:tabs>
         <w:autoSpaceDE w:val="0"/>
         <w:autoSpaceDN w:val="0"/>
         <w:adjustRightInd w:val="0"/>
         <w:spacing w:after="0" w:line="240" w:lineRule="auto"/>
-        <w:jc w:val="both"/>
-        <w:rPr>
-          <w:rFonts w:ascii="Arial" w:eastAsia="Times New Roman" w:hAnsi="Arial" w:cs="Arial"/>
-          <w:b/>
-          <w:color w:val="000000"/>
-          <w:kern w:val="2"/>
-          <w:sz w:val="15"/>
-          <w:szCs w:val="24"/>
-        </w:rPr>
-      </w:pPr>
-      <w:r>
-        <w:rPr>
-          <w:rFonts w:ascii="Arial" w:eastAsia="Times New Roman" w:hAnsi="Arial" w:cs="Arial"/>
-          <w:b/>
-          <w:color w:val="000000"/>
-          <w:kern w:val="2"/>
-          <w:sz w:val="15"/>
-          <w:szCs w:val="24"/>
-        </w:rPr>
-        <w:t>{</w:t>
-      </w:r>
-      <w:proofErr w:type="spellStart"/>
-      <w:proofErr w:type="gramStart"/>
-      <w:r>
-        <w:rPr>
-          <w:rFonts w:ascii="Arial" w:eastAsia="Times New Roman" w:hAnsi="Arial" w:cs="Arial"/>
-          <w:b/>
-          <w:color w:val="000000"/>
-          <w:kern w:val="2"/>
-          <w:sz w:val="15"/>
-          <w:szCs w:val="24"/>
-        </w:rPr>
-        <w:t>custom.AFavor</w:t>
-      </w:r>
-      <w:proofErr w:type="spellEnd"/>
-      <w:proofErr w:type="gramEnd"/>
-      <w:r>
-        <w:rPr>
-          <w:rFonts w:ascii="Arial" w:eastAsia="Times New Roman" w:hAnsi="Arial" w:cs="Arial"/>
-          <w:b/>
-          <w:color w:val="000000"/>
-          <w:kern w:val="2"/>
-          <w:sz w:val="15"/>
-          <w:szCs w:val="24"/>
-        </w:rPr>
-        <w:t>}</w:t>
-      </w:r>
-    </w:p>
-    <w:p>
-      <w:pPr>
-        <w:framePr w:w="3120" w:h="221" w:hRule="exact" w:wrap="auto" w:vAnchor="page" w:hAnchor="page" w:x="716" w:y="2629"/>
+        <w:jc w:val="center"/>
+      </w:pPr>
+    </w:p>
+    <w:tbl>
+      <w:tblPr>
+        <w:tblStyle w:val="Tablaconcuadrcula"/>
+        <w:tblpPr w:leftFromText="142" w:rightFromText="142" w:vertAnchor="text" w:horzAnchor="margin" w:tblpY="1"/>
+        <w:tblW w:w="10035" w:type="dxa"/>
+        <w:tblBorders>
+          <w:top w:val="thinThickSmallGap" w:sz="24" w:space="0" w:color="auto"/>
+          <w:left w:val="thinThickSmallGap" w:sz="24" w:space="0" w:color="auto"/>
+          <w:bottom w:val="thinThickSmallGap" w:sz="24" w:space="0" w:color="auto"/>
+          <w:right w:val="thinThickSmallGap" w:sz="24" w:space="0" w:color="auto"/>
+          <w:insideH w:val="none" w:sz="0" w:space="0" w:color="auto"/>
+          <w:insideV w:val="none" w:sz="0" w:space="0" w:color="auto"/>
+        </w:tblBorders>
+        <w:tblLook w:val="04A0" w:firstRow="1" w:lastRow="0" w:firstColumn="1" w:lastColumn="0" w:noHBand="0" w:noVBand="1"/>
+      </w:tblPr>
+      <w:tblGrid>
+        <w:gridCol w:w="3015"/>
+        <w:gridCol w:w="7020"/>
+      </w:tblGrid>
+      <w:tr>
+        <w:trPr>
+          <w:trHeight w:val="284"/>
+        </w:trPr>
+        <w:tc>
+          <w:tcPr>
+            <w:tcW w:w="3015" w:type="dxa"/>
+          </w:tcPr>
+          <w:p>
+            <w:pPr>
+              <w:rPr>
+                <w:rFonts w:ascii="Arial" w:eastAsia="Times New Roman" w:hAnsi="Arial" w:cs="Arial"/>
+                <w:color w:val="000000"/>
+                <w:sz w:val="14"/>
+                <w:szCs w:val="14"/>
+              </w:rPr>
+            </w:pPr>
+            <w:r>
+              <w:rPr>
+                <w:rFonts w:ascii="Arial" w:eastAsia="Times New Roman" w:hAnsi="Arial" w:cs="Arial"/>
+                <w:color w:val="000000"/>
+                <w:sz w:val="14"/>
+                <w:szCs w:val="14"/>
+              </w:rPr>
+              <w:t>DENOMINACIÓN:</w:t>
+            </w:r>
+          </w:p>
+        </w:tc>
+        <w:tc>
+          <w:tcPr>
+            <w:tcW w:w="7020" w:type="dxa"/>
+          </w:tcPr>
+          <w:p>
+            <w:pPr>
+              <w:rPr>
+                <w:rFonts w:ascii="Arial" w:eastAsia="Times New Roman" w:hAnsi="Arial" w:cs="Arial"/>
+                <w:b/>
+                <w:color w:val="000000"/>
+                <w:sz w:val="14"/>
+                <w:szCs w:val="14"/>
+              </w:rPr>
+            </w:pPr>
+            <w:r>
+              <w:rPr>
+                <w:rFonts w:ascii="Arial" w:eastAsia="Times New Roman" w:hAnsi="Arial" w:cs="Arial"/>
+                <w:b/>
+                <w:color w:val="000000"/>
+                <w:sz w:val="14"/>
+                <w:szCs w:val="14"/>
+              </w:rPr>
+              <w:t xml:space="preserve">FIANZA DE </w:t>
+            </w:r>
+            <w:r>
+              <w:rPr>
+                <w:rFonts w:ascii="Arial" w:eastAsia="Times New Roman" w:hAnsi="Arial" w:cs="Arial"/>
+                <w:b/>
+                <w:color w:val="000000"/>
+                <w:sz w:val="14"/>
+                <w:szCs w:val="14"/>
+              </w:rPr>
+              <w:t>PAGO ANTICIPADO</w:t>
+            </w:r>
+          </w:p>
+        </w:tc>
+      </w:tr>
+      <w:tr>
+        <w:trPr>
+          <w:trHeight w:val="284"/>
+        </w:trPr>
+        <w:tc>
+          <w:tcPr>
+            <w:tcW w:w="3015" w:type="dxa"/>
+          </w:tcPr>
+          <w:p>
+            <w:pPr>
+              <w:rPr>
+                <w:rFonts w:ascii="Arial" w:eastAsia="Times New Roman" w:hAnsi="Arial" w:cs="Arial"/>
+                <w:color w:val="000000"/>
+                <w:sz w:val="14"/>
+                <w:szCs w:val="14"/>
+              </w:rPr>
+            </w:pPr>
+            <w:r>
+              <w:rPr>
+                <w:rFonts w:ascii="Arial" w:eastAsia="Times New Roman" w:hAnsi="Arial" w:cs="Arial"/>
+                <w:color w:val="000000"/>
+                <w:sz w:val="14"/>
+                <w:szCs w:val="14"/>
+              </w:rPr>
+              <w:t>FIADORA:</w:t>
+            </w:r>
+          </w:p>
+        </w:tc>
+        <w:tc>
+          <w:tcPr>
+            <w:tcW w:w="7020" w:type="dxa"/>
+          </w:tcPr>
+          <w:p>
+            <w:pPr>
+              <w:rPr>
+                <w:rFonts w:ascii="Arial" w:eastAsia="Times New Roman" w:hAnsi="Arial" w:cs="Arial"/>
+                <w:b/>
+                <w:color w:val="000000"/>
+                <w:sz w:val="14"/>
+                <w:szCs w:val="14"/>
+              </w:rPr>
+            </w:pPr>
+            <w:r>
+              <w:rPr>
+                <w:rFonts w:ascii="Arial" w:eastAsia="Times New Roman" w:hAnsi="Arial" w:cs="Arial"/>
+                <w:b/>
+                <w:color w:val="000000"/>
+                <w:sz w:val="14"/>
+                <w:szCs w:val="14"/>
+              </w:rPr>
+              <w:t>ASEGURADORA GLOBAL, S.A.</w:t>
+            </w:r>
+          </w:p>
+        </w:tc>
+      </w:tr>
+      <w:tr>
+        <w:trPr>
+          <w:trHeight w:val="284"/>
+        </w:trPr>
+        <w:tc>
+          <w:tcPr>
+            <w:tcW w:w="3015" w:type="dxa"/>
+          </w:tcPr>
+          <w:p>
+            <w:pPr>
+              <w:rPr>
+                <w:sz w:val="14"/>
+                <w:szCs w:val="14"/>
+              </w:rPr>
+            </w:pPr>
+            <w:r>
+              <w:rPr>
+                <w:rFonts w:ascii="Arial" w:eastAsia="Times New Roman" w:hAnsi="Arial" w:cs="Arial"/>
+                <w:color w:val="000000"/>
+                <w:sz w:val="14"/>
+                <w:szCs w:val="14"/>
+              </w:rPr>
+              <w:t>NÚMERO DE FIANZA:</w:t>
+            </w:r>
+          </w:p>
+        </w:tc>
+        <w:tc>
+          <w:tcPr>
+            <w:tcW w:w="7020" w:type="dxa"/>
+          </w:tcPr>
+          <w:p>
+            <w:pPr>
+              <w:rPr>
+                <w:sz w:val="14"/>
+                <w:szCs w:val="14"/>
+              </w:rPr>
+            </w:pPr>
+            <w:r>
+              <w:rPr>
+                <w:rFonts w:ascii="Arial" w:eastAsia="Times New Roman" w:hAnsi="Arial" w:cs="Arial"/>
+                <w:b/>
+                <w:color w:val="000000"/>
+                <w:sz w:val="14"/>
+                <w:szCs w:val="14"/>
+              </w:rPr>
+              <w:t>{custom.NumeroFianza}</w:t>
+            </w:r>
+          </w:p>
+        </w:tc>
+      </w:tr>
+      <w:tr>
+        <w:trPr>
+          <w:trHeight w:val="284"/>
+        </w:trPr>
+        <w:tc>
+          <w:tcPr>
+            <w:tcW w:w="3015" w:type="dxa"/>
+          </w:tcPr>
+          <w:p>
+            <w:pPr>
+              <w:widowControl w:val="0"/>
+              <w:tabs>
+                <w:tab w:val="left" w:pos="360"/>
+                <w:tab w:val="left" w:pos="720"/>
+                <w:tab w:val="left" w:pos="1080"/>
+                <w:tab w:val="left" w:pos="1440"/>
+                <w:tab w:val="left" w:pos="1800"/>
+                <w:tab w:val="left" w:pos="2160"/>
+                <w:tab w:val="left" w:pos="2520"/>
+              </w:tabs>
+              <w:autoSpaceDE w:val="0"/>
+              <w:autoSpaceDN w:val="0"/>
+              <w:adjustRightInd w:val="0"/>
+              <w:rPr>
+                <w:rFonts w:ascii="Arial" w:eastAsia="Times New Roman" w:hAnsi="Arial" w:cs="Arial"/>
+                <w:color w:val="000000"/>
+                <w:sz w:val="14"/>
+                <w:szCs w:val="14"/>
+              </w:rPr>
+            </w:pPr>
+            <w:r>
+              <w:rPr>
+                <w:rFonts w:ascii="Arial" w:eastAsia="Times New Roman" w:hAnsi="Arial" w:cs="Arial"/>
+                <w:color w:val="000000"/>
+                <w:sz w:val="14"/>
+                <w:szCs w:val="14"/>
+              </w:rPr>
+              <w:t>CONTRATISTA:</w:t>
+            </w:r>
+          </w:p>
+        </w:tc>
+        <w:tc>
+          <w:tcPr>
+            <w:tcW w:w="7020" w:type="dxa"/>
+          </w:tcPr>
+          <w:p>
+            <w:pPr>
+              <w:rPr>
+                <w:sz w:val="14"/>
+                <w:szCs w:val="14"/>
+              </w:rPr>
+            </w:pPr>
+            <w:r>
+              <w:rPr>
+                <w:rFonts w:ascii="Arial" w:eastAsia="Times New Roman" w:hAnsi="Arial" w:cs="Arial"/>
+                <w:b/>
+                <w:color w:val="000000"/>
+                <w:sz w:val="14"/>
+                <w:szCs w:val="14"/>
+              </w:rPr>
+              <w:t>{custom.Tenedor}</w:t>
+            </w:r>
+          </w:p>
+        </w:tc>
+      </w:tr>
+      <w:tr>
+        <w:trPr>
+          <w:trHeight w:val="284"/>
+        </w:trPr>
+        <w:tc>
+          <w:tcPr>
+            <w:tcW w:w="3015" w:type="dxa"/>
+          </w:tcPr>
+          <w:p>
+            <w:pPr>
+              <w:rPr>
+                <w:rFonts w:ascii="Arial" w:hAnsi="Arial" w:cs="Arial"/>
+                <w:sz w:val="14"/>
+                <w:szCs w:val="14"/>
+              </w:rPr>
+            </w:pPr>
+            <w:r>
+              <w:rPr>
+                <w:rFonts w:ascii="Arial" w:hAnsi="Arial" w:cs="Arial"/>
+                <w:sz w:val="14"/>
+                <w:szCs w:val="14"/>
+              </w:rPr>
+              <w:t>LÍMITE MÁXIMO DE RESPONSABILIDAD:</w:t>
+            </w:r>
+          </w:p>
+        </w:tc>
+        <w:tc>
+          <w:tcPr>
+            <w:tcW w:w="7020" w:type="dxa"/>
+          </w:tcPr>
+          <w:p>
+            <w:pPr>
+              <w:rPr>
+                <w:sz w:val="14"/>
+                <w:szCs w:val="14"/>
+              </w:rPr>
+            </w:pPr>
+            <w:r>
+              <w:rPr>
+                <w:rFonts w:ascii="Arial" w:eastAsia="Times New Roman" w:hAnsi="Arial" w:cs="Arial"/>
+                <w:b/>
+                <w:color w:val="000000"/>
+                <w:sz w:val="14"/>
+                <w:szCs w:val="14"/>
+              </w:rPr>
+              <w:t>{custom.MonedaMonto} ({custom.SumaLetras})</w:t>
+            </w:r>
+          </w:p>
+        </w:tc>
+      </w:tr>
+      <w:tr>
+        <w:trPr>
+          <w:trHeight w:val="284"/>
+        </w:trPr>
+        <w:tc>
+          <w:tcPr>
+            <w:tcW w:w="3015" w:type="dxa"/>
+          </w:tcPr>
+          <w:p>
+            <w:pPr>
+              <w:rPr>
+                <w:rFonts w:ascii="Arial" w:hAnsi="Arial" w:cs="Arial"/>
+                <w:sz w:val="14"/>
+                <w:szCs w:val="14"/>
+              </w:rPr>
+            </w:pPr>
+            <w:r>
+              <w:rPr>
+                <w:rFonts w:ascii="Arial" w:hAnsi="Arial" w:cs="Arial"/>
+                <w:sz w:val="14"/>
+                <w:szCs w:val="14"/>
+              </w:rPr>
+              <w:t xml:space="preserve">ENTIDAD ESTATAL </w:t>
+            </w:r>
+            <w:r>
+              <w:rPr>
+                <w:rFonts w:ascii="Arial" w:hAnsi="Arial" w:cs="Arial"/>
+                <w:sz w:val="14"/>
+                <w:szCs w:val="14"/>
+              </w:rPr>
+              <w:t>CONTRATANTE</w:t>
+            </w:r>
+            <w:r>
+              <w:rPr>
+                <w:rFonts w:ascii="Arial" w:hAnsi="Arial" w:cs="Arial"/>
+                <w:sz w:val="14"/>
+                <w:szCs w:val="14"/>
+              </w:rPr>
+              <w:t>:</w:t>
+            </w:r>
+          </w:p>
+        </w:tc>
+        <w:tc>
+          <w:tcPr>
+            <w:tcW w:w="7020" w:type="dxa"/>
+          </w:tcPr>
+          <w:p>
+            <w:pPr>
+              <w:rPr>
+                <w:rFonts w:ascii="Arial" w:eastAsia="Times New Roman" w:hAnsi="Arial" w:cs="Arial"/>
+                <w:b/>
+                <w:color w:val="000000"/>
+                <w:sz w:val="14"/>
+                <w:szCs w:val="14"/>
+              </w:rPr>
+            </w:pPr>
+            <w:r>
+              <w:rPr>
+                <w:rFonts w:ascii="Arial" w:eastAsia="Times New Roman" w:hAnsi="Arial" w:cs="Arial"/>
+                <w:b/>
+                <w:color w:val="000000"/>
+                <w:sz w:val="14"/>
+                <w:szCs w:val="14"/>
+              </w:rPr>
+              <w:t>{custom.AFavor}</w:t>
+            </w:r>
+          </w:p>
+        </w:tc>
+      </w:tr>
+      <w:tr>
+        <w:trPr>
+          <w:trHeight w:val="284"/>
+        </w:trPr>
+        <w:tc>
+          <w:tcPr>
+            <w:tcW w:w="3015" w:type="dxa"/>
+          </w:tcPr>
+          <w:p>
+            <w:pPr>
+              <w:rPr>
+                <w:rFonts w:ascii="Arial" w:hAnsi="Arial" w:cs="Arial"/>
+                <w:sz w:val="14"/>
+                <w:szCs w:val="14"/>
+                <w:lang w:val="es-MX"/>
+              </w:rPr>
+            </w:pPr>
+            <w:r>
+              <w:rPr>
+                <w:rFonts w:ascii="Arial" w:hAnsi="Arial" w:cs="Arial"/>
+                <w:sz w:val="14"/>
+                <w:szCs w:val="14"/>
+              </w:rPr>
+              <w:t>CONTRATO PRINCIPAL:</w:t>
+            </w:r>
+          </w:p>
+        </w:tc>
+        <w:tc>
+          <w:tcPr>
+            <w:tcW w:w="7020" w:type="dxa"/>
+          </w:tcPr>
+          <w:p>
+            <w:pPr>
+              <w:rPr>
+                <w:rFonts w:ascii="Arial" w:eastAsia="Times New Roman" w:hAnsi="Arial" w:cs="Arial"/>
+                <w:b/>
+                <w:color w:val="000000"/>
+                <w:sz w:val="14"/>
+                <w:szCs w:val="14"/>
+              </w:rPr>
+            </w:pPr>
+            <w:r>
+              <w:rPr>
+                <w:rFonts w:ascii="Arial" w:eastAsia="Times New Roman" w:hAnsi="Arial" w:cs="Arial"/>
+                <w:b/>
+                <w:color w:val="000000"/>
+                <w:sz w:val="14"/>
+                <w:szCs w:val="14"/>
+              </w:rPr>
+              <w:t>{custom.NumeroContrato}</w:t>
+            </w:r>
+          </w:p>
+        </w:tc>
+      </w:tr>
+      <w:tr>
+        <w:trPr>
+          <w:trHeight w:val="284"/>
+        </w:trPr>
+        <w:tc>
+          <w:tcPr>
+            <w:tcW w:w="3015" w:type="dxa"/>
+          </w:tcPr>
+          <w:p>
+            <w:pPr>
+              <w:rPr>
+                <w:rFonts w:ascii="Arial" w:hAnsi="Arial" w:cs="Arial"/>
+                <w:sz w:val="14"/>
+                <w:szCs w:val="14"/>
+              </w:rPr>
+            </w:pPr>
+            <w:r>
+              <w:rPr>
+                <w:rFonts w:ascii="Arial" w:hAnsi="Arial" w:cs="Arial"/>
+                <w:sz w:val="14"/>
+                <w:szCs w:val="14"/>
+              </w:rPr>
+              <w:t>FECHA DE EMISIÓN:</w:t>
+            </w:r>
+          </w:p>
+        </w:tc>
+        <w:tc>
+          <w:tcPr>
+            <w:tcW w:w="7020" w:type="dxa"/>
+          </w:tcPr>
+          <w:p>
+            <w:pPr>
+              <w:rPr>
+                <w:rFonts w:ascii="Arial" w:eastAsia="Times New Roman" w:hAnsi="Arial" w:cs="Arial"/>
+                <w:b/>
+                <w:color w:val="000000"/>
+                <w:sz w:val="14"/>
+                <w:szCs w:val="14"/>
+              </w:rPr>
+            </w:pPr>
+            <w:r>
+              <w:rPr>
+                <w:rFonts w:ascii="Arial" w:eastAsia="Times New Roman" w:hAnsi="Arial" w:cs="Arial"/>
+                <w:b/>
+                <w:color w:val="000000"/>
+                <w:sz w:val="14"/>
+                <w:szCs w:val="14"/>
+              </w:rPr>
+              <w:t>{custom.DesdeTexto}</w:t>
+            </w:r>
+          </w:p>
+        </w:tc>
+      </w:tr>
+      <w:tr>
+        <w:trPr>
+          <w:trHeight w:val="284"/>
+        </w:trPr>
+        <w:tc>
+          <w:tcPr>
+            <w:tcW w:w="3015" w:type="dxa"/>
+          </w:tcPr>
+          <w:p>
+            <w:pPr>
+              <w:rPr>
+                <w:rFonts w:ascii="Arial" w:hAnsi="Arial" w:cs="Arial"/>
+                <w:sz w:val="14"/>
+                <w:szCs w:val="14"/>
+              </w:rPr>
+            </w:pPr>
+            <w:r>
+              <w:rPr>
+                <w:rFonts w:ascii="Arial" w:hAnsi="Arial" w:cs="Arial"/>
+                <w:sz w:val="14"/>
+                <w:szCs w:val="14"/>
+              </w:rPr>
+              <w:t>PARA GARANTIZAR:</w:t>
+            </w:r>
+          </w:p>
+        </w:tc>
+        <w:tc>
+          <w:tcPr>
+            <w:tcW w:w="7020" w:type="dxa"/>
+          </w:tcPr>
+          <w:p>
+            <w:pPr>
+              <w:rPr>
+                <w:sz w:val="14"/>
+                <w:szCs w:val="14"/>
+              </w:rPr>
+            </w:pPr>
+            <w:r>
+              <w:rPr>
+                <w:rFonts w:ascii="Arial" w:eastAsia="Times New Roman" w:hAnsi="Arial" w:cs="Arial"/>
+                <w:b/>
+                <w:color w:val="000000"/>
+                <w:sz w:val="14"/>
+                <w:szCs w:val="14"/>
+              </w:rPr>
+              <w:t>EL REINTEGRO DE LA SUMA DE B/.({custom.SumaLetras}) QUE CORRESPONDE AL 100% DE LA SUMA ENTREGADA  EN CONCEPTO DE ADELANTO A EL CONTRATISTA DE ACUERDO CON EL CONTRATO PRINCIPAL ARRIBA INDICADO.</w:t>
+            </w:r>
+          </w:p>
+        </w:tc>
+      </w:tr>
+    </w:tbl>
+    <w:p>
+      <w:pPr>
         <w:widowControl w:val="0"/>
         <w:tabs>
           <w:tab w:val="left" w:pos="360"/>
@@ -685,335 +734,44 @@
           <w:tab w:val="left" w:pos="2160"/>
           <w:tab w:val="left" w:pos="2520"/>
           <w:tab w:val="left" w:pos="2880"/>
+          <w:tab w:val="left" w:pos="3240"/>
+          <w:tab w:val="left" w:pos="3600"/>
+          <w:tab w:val="left" w:pos="3960"/>
+          <w:tab w:val="left" w:pos="4320"/>
+          <w:tab w:val="left" w:pos="4680"/>
+          <w:tab w:val="left" w:pos="5040"/>
+          <w:tab w:val="left" w:pos="5400"/>
+          <w:tab w:val="left" w:pos="5760"/>
+          <w:tab w:val="left" w:pos="6120"/>
+          <w:tab w:val="left" w:pos="6480"/>
+          <w:tab w:val="left" w:pos="6840"/>
+          <w:tab w:val="left" w:pos="7200"/>
+          <w:tab w:val="left" w:pos="7560"/>
+          <w:tab w:val="left" w:pos="7920"/>
+          <w:tab w:val="left" w:pos="8280"/>
+          <w:tab w:val="left" w:pos="8640"/>
+          <w:tab w:val="left" w:pos="9000"/>
+          <w:tab w:val="left" w:pos="9360"/>
+          <w:tab w:val="left" w:pos="9720"/>
+          <w:tab w:val="left" w:pos="10080"/>
+          <w:tab w:val="left" w:pos="10440"/>
+          <w:tab w:val="left" w:pos="10800"/>
         </w:tabs>
         <w:autoSpaceDE w:val="0"/>
         <w:autoSpaceDN w:val="0"/>
         <w:adjustRightInd w:val="0"/>
         <w:spacing w:after="0" w:line="240" w:lineRule="auto"/>
-        <w:rPr>
-          <w:rFonts w:ascii="Arial" w:eastAsia="Times New Roman" w:hAnsi="Arial" w:cs="Arial"/>
-          <w:color w:val="000000"/>
-          <w:kern w:val="2"/>
-          <w:sz w:val="15"/>
-          <w:szCs w:val="24"/>
-        </w:rPr>
-      </w:pPr>
-      <w:r>
-        <w:rPr>
-          <w:rFonts w:ascii="Arial" w:eastAsia="Times New Roman" w:hAnsi="Arial" w:cs="Arial"/>
-          <w:color w:val="000000"/>
-          <w:kern w:val="2"/>
-          <w:sz w:val="15"/>
-          <w:szCs w:val="24"/>
-        </w:rPr>
-        <w:t>ENTIDAD ESTATAL CONTRATANTE:</w:t>
-      </w:r>
-    </w:p>
-    <w:p>
-      <w:pPr>
-        <w:framePr w:w="7949" w:h="221" w:hRule="exact" w:wrap="auto" w:vAnchor="page" w:hAnchor="page" w:x="3520" w:y="2869"/>
-        <w:widowControl w:val="0"/>
-        <w:tabs>
-          <w:tab w:val="left" w:pos="360"/>
-          <w:tab w:val="left" w:pos="720"/>
-          <w:tab w:val="left" w:pos="1080"/>
-          <w:tab w:val="left" w:pos="1440"/>
-          <w:tab w:val="left" w:pos="1800"/>
-        </w:tabs>
-        <w:autoSpaceDE w:val="0"/>
-        <w:autoSpaceDN w:val="0"/>
-        <w:adjustRightInd w:val="0"/>
-        <w:spacing w:after="0" w:line="240" w:lineRule="auto"/>
-        <w:rPr>
-          <w:rFonts w:ascii="Arial" w:eastAsia="Times New Roman" w:hAnsi="Arial" w:cs="Arial"/>
-          <w:b/>
-          <w:bCs/>
-          <w:color w:val="000000"/>
-          <w:kern w:val="2"/>
-          <w:sz w:val="15"/>
-          <w:szCs w:val="24"/>
-        </w:rPr>
-      </w:pPr>
-      <w:r>
-        <w:rPr>
-          <w:rFonts w:ascii="Arial" w:eastAsia="Times New Roman" w:hAnsi="Arial" w:cs="Arial"/>
-          <w:b/>
-          <w:bCs/>
-          <w:color w:val="000000"/>
-          <w:kern w:val="2"/>
-          <w:sz w:val="15"/>
-          <w:szCs w:val="24"/>
-        </w:rPr>
-        <w:t>{</w:t>
-      </w:r>
-      <w:proofErr w:type="spellStart"/>
-      <w:proofErr w:type="gramStart"/>
-      <w:r>
-        <w:rPr>
-          <w:rFonts w:ascii="Arial" w:eastAsia="Times New Roman" w:hAnsi="Arial" w:cs="Arial"/>
-          <w:b/>
-          <w:bCs/>
-          <w:color w:val="000000"/>
-          <w:kern w:val="2"/>
-          <w:sz w:val="15"/>
-          <w:szCs w:val="24"/>
-        </w:rPr>
-        <w:t>custom.NumeroContrato</w:t>
-      </w:r>
-      <w:proofErr w:type="spellEnd"/>
-      <w:proofErr w:type="gramEnd"/>
-      <w:r>
-        <w:rPr>
-          <w:rFonts w:ascii="Arial" w:eastAsia="Times New Roman" w:hAnsi="Arial" w:cs="Arial"/>
-          <w:b/>
-          <w:bCs/>
-          <w:color w:val="000000"/>
-          <w:kern w:val="2"/>
-          <w:sz w:val="15"/>
-          <w:szCs w:val="24"/>
-        </w:rPr>
-        <w:t>}</w:t>
-      </w:r>
-    </w:p>
-    <w:p>
-      <w:pPr>
-        <w:framePr w:w="2580" w:h="221" w:hRule="exact" w:wrap="auto" w:vAnchor="page" w:hAnchor="page" w:x="716" w:y="3215"/>
-        <w:widowControl w:val="0"/>
-        <w:tabs>
-          <w:tab w:val="left" w:pos="360"/>
-          <w:tab w:val="left" w:pos="720"/>
-          <w:tab w:val="left" w:pos="1080"/>
-          <w:tab w:val="left" w:pos="1440"/>
-          <w:tab w:val="left" w:pos="1800"/>
-          <w:tab w:val="left" w:pos="2160"/>
-          <w:tab w:val="left" w:pos="2520"/>
-        </w:tabs>
-        <w:autoSpaceDE w:val="0"/>
-        <w:autoSpaceDN w:val="0"/>
-        <w:adjustRightInd w:val="0"/>
-        <w:spacing w:after="0" w:line="240" w:lineRule="auto"/>
-        <w:rPr>
-          <w:rFonts w:ascii="Arial" w:eastAsia="Times New Roman" w:hAnsi="Arial" w:cs="Arial"/>
-          <w:color w:val="000000"/>
-          <w:kern w:val="2"/>
-          <w:sz w:val="15"/>
-          <w:szCs w:val="24"/>
-        </w:rPr>
-      </w:pPr>
-      <w:r>
-        <w:rPr>
-          <w:rFonts w:ascii="Arial" w:eastAsia="Times New Roman" w:hAnsi="Arial" w:cs="Arial"/>
-          <w:color w:val="000000"/>
-          <w:kern w:val="2"/>
-          <w:sz w:val="15"/>
-          <w:szCs w:val="24"/>
-        </w:rPr>
-        <w:t>FECHA DE EMISION:</w:t>
-      </w:r>
-    </w:p>
-    <w:p>
-      <w:pPr>
-        <w:framePr w:w="7959" w:h="221" w:hRule="exact" w:wrap="auto" w:vAnchor="page" w:hAnchor="page" w:x="3526" w:y="3214"/>
-        <w:widowControl w:val="0"/>
-        <w:tabs>
-          <w:tab w:val="left" w:pos="360"/>
-          <w:tab w:val="left" w:pos="720"/>
-          <w:tab w:val="left" w:pos="1080"/>
-          <w:tab w:val="left" w:pos="1440"/>
-          <w:tab w:val="left" w:pos="1800"/>
-        </w:tabs>
-        <w:autoSpaceDE w:val="0"/>
-        <w:autoSpaceDN w:val="0"/>
-        <w:adjustRightInd w:val="0"/>
-        <w:spacing w:after="0" w:line="240" w:lineRule="auto"/>
-        <w:rPr>
-          <w:rFonts w:ascii="Arial" w:eastAsia="Times New Roman" w:hAnsi="Arial" w:cs="Arial"/>
-          <w:b/>
-          <w:color w:val="000000"/>
-          <w:kern w:val="2"/>
-          <w:sz w:val="15"/>
-          <w:szCs w:val="24"/>
-        </w:rPr>
-      </w:pPr>
-      <w:r>
-        <w:rPr>
-          <w:rFonts w:ascii="Arial" w:eastAsia="Times New Roman" w:hAnsi="Arial" w:cs="Arial"/>
-          <w:b/>
-          <w:color w:val="000000"/>
-          <w:kern w:val="2"/>
-          <w:sz w:val="15"/>
-          <w:szCs w:val="24"/>
-        </w:rPr>
-        <w:t>{</w:t>
-      </w:r>
-      <w:proofErr w:type="spellStart"/>
-      <w:proofErr w:type="gramStart"/>
-      <w:r>
-        <w:rPr>
-          <w:rFonts w:ascii="Arial" w:eastAsia="Times New Roman" w:hAnsi="Arial" w:cs="Arial"/>
-          <w:b/>
-          <w:color w:val="000000"/>
-          <w:kern w:val="2"/>
-          <w:sz w:val="15"/>
-          <w:szCs w:val="24"/>
-        </w:rPr>
-        <w:t>custom.DesdeTexto</w:t>
-      </w:r>
-      <w:proofErr w:type="spellEnd"/>
-      <w:proofErr w:type="gramEnd"/>
-      <w:r>
-        <w:rPr>
-          <w:rFonts w:ascii="Arial" w:eastAsia="Times New Roman" w:hAnsi="Arial" w:cs="Arial"/>
-          <w:b/>
-          <w:color w:val="000000"/>
-          <w:kern w:val="2"/>
-          <w:sz w:val="15"/>
-          <w:szCs w:val="24"/>
-        </w:rPr>
-        <w:t>}</w:t>
-      </w:r>
-    </w:p>
-    <w:p>
-      <w:pPr>
-        <w:framePr w:w="7995" w:h="644" w:hRule="exact" w:wrap="auto" w:vAnchor="page" w:hAnchor="page" w:x="3526" w:y="3515"/>
-        <w:widowControl w:val="0"/>
-        <w:tabs>
-          <w:tab w:val="left" w:pos="7689"/>
-          <w:tab w:val="left" w:pos="7920"/>
-        </w:tabs>
-        <w:autoSpaceDE w:val="0"/>
-        <w:autoSpaceDN w:val="0"/>
-        <w:adjustRightInd w:val="0"/>
-        <w:spacing w:after="0" w:line="240" w:lineRule="auto"/>
-        <w:rPr>
-          <w:rFonts w:ascii="Arial" w:eastAsia="Times New Roman" w:hAnsi="Arial" w:cs="Arial"/>
-          <w:b/>
-          <w:color w:val="000000"/>
-          <w:kern w:val="2"/>
-          <w:sz w:val="15"/>
-          <w:szCs w:val="24"/>
-        </w:rPr>
-      </w:pPr>
-      <w:r>
-        <w:rPr>
-          <w:rFonts w:ascii="Arial" w:eastAsia="Times New Roman" w:hAnsi="Arial" w:cs="Arial"/>
-          <w:b/>
-          <w:color w:val="000000"/>
-          <w:kern w:val="2"/>
-          <w:sz w:val="15"/>
-          <w:szCs w:val="24"/>
-        </w:rPr>
-        <w:t>EL REINTEGRO DE LA SUMA DE B</w:t>
-      </w:r>
-      <w:proofErr w:type="gramStart"/>
-      <w:r>
-        <w:rPr>
-          <w:rFonts w:ascii="Arial" w:eastAsia="Times New Roman" w:hAnsi="Arial" w:cs="Arial"/>
-          <w:b/>
-          <w:color w:val="000000"/>
-          <w:kern w:val="2"/>
-          <w:sz w:val="15"/>
-          <w:szCs w:val="24"/>
-        </w:rPr>
-        <w:t>/.(</w:t>
-      </w:r>
-      <w:proofErr w:type="gramEnd"/>
-      <w:r>
-        <w:rPr>
-          <w:rFonts w:ascii="Arial" w:eastAsia="Times New Roman" w:hAnsi="Arial" w:cs="Arial"/>
-          <w:b/>
-          <w:color w:val="000000"/>
-          <w:kern w:val="2"/>
-          <w:sz w:val="15"/>
-          <w:szCs w:val="24"/>
-        </w:rPr>
-        <w:t>{</w:t>
-      </w:r>
-      <w:proofErr w:type="spellStart"/>
-      <w:r>
-        <w:rPr>
-          <w:rFonts w:ascii="Arial" w:eastAsia="Times New Roman" w:hAnsi="Arial" w:cs="Arial"/>
-          <w:b/>
-          <w:color w:val="000000"/>
-          <w:kern w:val="2"/>
-          <w:sz w:val="15"/>
-          <w:szCs w:val="24"/>
-        </w:rPr>
-        <w:t>custom.Suma</w:t>
-      </w:r>
-      <w:r>
-        <w:rPr>
-          <w:rFonts w:ascii="Arial" w:eastAsia="Times New Roman" w:hAnsi="Arial" w:cs="Arial"/>
-          <w:b/>
-          <w:color w:val="000000"/>
-          <w:kern w:val="2"/>
-          <w:sz w:val="15"/>
-          <w:szCs w:val="24"/>
-        </w:rPr>
-        <w:t>Letras</w:t>
-      </w:r>
-      <w:proofErr w:type="spellEnd"/>
-      <w:r>
-        <w:rPr>
-          <w:rFonts w:ascii="Arial" w:eastAsia="Times New Roman" w:hAnsi="Arial" w:cs="Arial"/>
-          <w:b/>
-          <w:color w:val="000000"/>
-          <w:kern w:val="2"/>
-          <w:sz w:val="15"/>
-          <w:szCs w:val="24"/>
-        </w:rPr>
-        <w:t>}</w:t>
-      </w:r>
-      <w:r>
-        <w:rPr>
-          <w:rFonts w:ascii="Arial" w:eastAsia="Times New Roman" w:hAnsi="Arial" w:cs="Arial"/>
-          <w:b/>
-          <w:color w:val="000000"/>
-          <w:kern w:val="2"/>
-          <w:sz w:val="15"/>
-          <w:szCs w:val="24"/>
-        </w:rPr>
-        <w:t>) QUE CORRESPONDE AL 100% DE LA SUMA ENTREGADA  EN CONCEPTO DE ADELANTO A EL CONTRATISTA DE ACUERDO CON EL CONTRATO PRINCIPAL ARRIBA INDICADO.</w:t>
-      </w:r>
-    </w:p>
-    <w:p>
-      <w:pPr>
-        <w:framePr w:w="2413" w:h="255" w:hRule="exact" w:wrap="auto" w:vAnchor="page" w:hAnchor="page" w:x="716" w:y="3510"/>
-        <w:widowControl w:val="0"/>
-        <w:tabs>
-          <w:tab w:val="left" w:pos="360"/>
-          <w:tab w:val="left" w:pos="720"/>
-          <w:tab w:val="left" w:pos="1080"/>
-          <w:tab w:val="left" w:pos="1440"/>
-          <w:tab w:val="left" w:pos="1800"/>
-          <w:tab w:val="left" w:pos="2160"/>
-        </w:tabs>
-        <w:autoSpaceDE w:val="0"/>
-        <w:autoSpaceDN w:val="0"/>
-        <w:adjustRightInd w:val="0"/>
-        <w:spacing w:after="0" w:line="240" w:lineRule="auto"/>
-        <w:rPr>
-          <w:rFonts w:ascii="Arial" w:eastAsia="Times New Roman" w:hAnsi="Arial" w:cs="Arial"/>
-          <w:color w:val="000000"/>
-          <w:kern w:val="2"/>
-          <w:sz w:val="15"/>
-          <w:szCs w:val="24"/>
-        </w:rPr>
-      </w:pPr>
-      <w:r>
-        <w:rPr>
-          <w:rFonts w:ascii="Arial" w:eastAsia="Times New Roman" w:hAnsi="Arial" w:cs="Arial"/>
-          <w:color w:val="000000"/>
-          <w:kern w:val="2"/>
-          <w:sz w:val="15"/>
-          <w:szCs w:val="24"/>
-        </w:rPr>
-        <w:t>PARA GARANTIZAR:</w:t>
-      </w:r>
-    </w:p>
-    <w:p>
-      <w:pPr>
-        <w:framePr w:w="11206" w:h="1050" w:hRule="exact" w:wrap="auto" w:vAnchor="page" w:hAnchor="page" w:x="486" w:y="4360"/>
+        <w:jc w:val="both"/>
+        <w:rPr>
+          <w:rFonts w:ascii="Arial" w:eastAsia="Times New Roman" w:hAnsi="Arial" w:cs="Arial"/>
+          <w:color w:val="000000"/>
+          <w:sz w:val="18"/>
+          <w:szCs w:val="18"/>
+        </w:rPr>
+      </w:pPr>
+    </w:p>
+    <w:p>
+      <w:pPr>
         <w:widowControl w:val="0"/>
         <w:tabs>
           <w:tab w:val="left" w:pos="360"/>
@@ -1056,7 +814,6 @@
         <w:rPr>
           <w:rFonts w:ascii="Arial" w:eastAsia="Times New Roman" w:hAnsi="Arial" w:cs="Arial"/>
           <w:color w:val="000000"/>
-          <w:kern w:val="2"/>
           <w:sz w:val="13"/>
           <w:szCs w:val="24"/>
         </w:rPr>
@@ -1065,7 +822,6 @@
         <w:rPr>
           <w:rFonts w:ascii="Arial" w:eastAsia="Times New Roman" w:hAnsi="Arial" w:cs="Arial"/>
           <w:color w:val="000000"/>
-          <w:kern w:val="2"/>
           <w:sz w:val="13"/>
           <w:szCs w:val="24"/>
         </w:rPr>
@@ -1076,7 +832,6 @@
           <w:rFonts w:ascii="Arial" w:eastAsia="Times New Roman" w:hAnsi="Arial" w:cs="Arial"/>
           <w:b/>
           <w:color w:val="000000"/>
-          <w:kern w:val="2"/>
           <w:sz w:val="13"/>
           <w:szCs w:val="24"/>
         </w:rPr>
@@ -1086,7 +841,6 @@
         <w:rPr>
           <w:rFonts w:ascii="Arial" w:eastAsia="Times New Roman" w:hAnsi="Arial" w:cs="Arial"/>
           <w:color w:val="000000"/>
-          <w:kern w:val="2"/>
           <w:sz w:val="13"/>
           <w:szCs w:val="24"/>
         </w:rPr>
@@ -1095,138 +849,6 @@
     </w:p>
     <w:p>
       <w:pPr>
-        <w:framePr w:w="4368" w:h="462" w:hRule="exact" w:wrap="auto" w:vAnchor="page" w:hAnchor="page" w:x="1081" w:y="12319"/>
-        <w:widowControl w:val="0"/>
-        <w:tabs>
-          <w:tab w:val="left" w:pos="2280"/>
-          <w:tab w:val="left" w:pos="2520"/>
-          <w:tab w:val="left" w:pos="2880"/>
-          <w:tab w:val="left" w:pos="3240"/>
-          <w:tab w:val="left" w:pos="3600"/>
-          <w:tab w:val="left" w:pos="3960"/>
-          <w:tab w:val="left" w:pos="4320"/>
-        </w:tabs>
-        <w:autoSpaceDE w:val="0"/>
-        <w:autoSpaceDN w:val="0"/>
-        <w:adjustRightInd w:val="0"/>
-        <w:spacing w:after="0" w:line="240" w:lineRule="auto"/>
-        <w:ind w:hanging="106"/>
-        <w:jc w:val="center"/>
-        <w:rPr>
-          <w:rFonts w:ascii="Arial" w:eastAsia="Times New Roman" w:hAnsi="Arial" w:cs="Arial"/>
-          <w:b/>
-          <w:color w:val="000000"/>
-          <w:kern w:val="2"/>
-          <w:sz w:val="17"/>
-          <w:szCs w:val="24"/>
-        </w:rPr>
-      </w:pPr>
-      <w:r>
-        <w:rPr>
-          <w:rFonts w:ascii="Arial" w:eastAsia="Times New Roman" w:hAnsi="Arial" w:cs="Arial"/>
-          <w:b/>
-          <w:color w:val="000000"/>
-          <w:kern w:val="2"/>
-          <w:sz w:val="17"/>
-          <w:szCs w:val="24"/>
-        </w:rPr>
-        <w:t xml:space="preserve">POR LA FIADORA </w:t>
-      </w:r>
-    </w:p>
-    <w:p>
-      <w:pPr>
-        <w:framePr w:w="4368" w:h="462" w:hRule="exact" w:wrap="auto" w:vAnchor="page" w:hAnchor="page" w:x="1081" w:y="12319"/>
-        <w:widowControl w:val="0"/>
-        <w:tabs>
-          <w:tab w:val="left" w:pos="2280"/>
-          <w:tab w:val="left" w:pos="2520"/>
-          <w:tab w:val="left" w:pos="2880"/>
-          <w:tab w:val="left" w:pos="3240"/>
-          <w:tab w:val="left" w:pos="3600"/>
-          <w:tab w:val="left" w:pos="3960"/>
-          <w:tab w:val="left" w:pos="4320"/>
-        </w:tabs>
-        <w:autoSpaceDE w:val="0"/>
-        <w:autoSpaceDN w:val="0"/>
-        <w:adjustRightInd w:val="0"/>
-        <w:spacing w:after="0" w:line="240" w:lineRule="auto"/>
-        <w:ind w:hanging="106"/>
-        <w:jc w:val="center"/>
-        <w:rPr>
-          <w:rFonts w:ascii="Arial" w:eastAsia="Times New Roman" w:hAnsi="Arial" w:cs="Arial"/>
-          <w:b/>
-          <w:color w:val="000000"/>
-          <w:kern w:val="2"/>
-          <w:sz w:val="17"/>
-          <w:szCs w:val="24"/>
-        </w:rPr>
-      </w:pPr>
-      <w:r>
-        <w:rPr>
-          <w:rFonts w:ascii="Arial" w:eastAsia="Times New Roman" w:hAnsi="Arial" w:cs="Arial"/>
-          <w:b/>
-          <w:color w:val="000000"/>
-          <w:kern w:val="2"/>
-          <w:sz w:val="17"/>
-          <w:szCs w:val="24"/>
-        </w:rPr>
-        <w:t xml:space="preserve"> ASEGURADORA GLOBAL, S.A. </w:t>
-      </w:r>
-      <w:r>
-        <w:rPr>
-          <w:rFonts w:ascii="Arial" w:eastAsia="Times New Roman" w:hAnsi="Arial" w:cs="Arial"/>
-          <w:b/>
-          <w:color w:val="000000"/>
-          <w:kern w:val="2"/>
-          <w:sz w:val="17"/>
-          <w:szCs w:val="24"/>
-        </w:rPr>
-        <w:tab/>
-      </w:r>
-    </w:p>
-    <w:p>
-      <w:pPr>
-        <w:framePr w:w="4368" w:h="462" w:hRule="exact" w:wrap="auto" w:vAnchor="page" w:hAnchor="page" w:x="6418" w:y="12319"/>
-        <w:widowControl w:val="0"/>
-        <w:tabs>
-          <w:tab w:val="left" w:pos="2280"/>
-          <w:tab w:val="left" w:pos="2520"/>
-          <w:tab w:val="left" w:pos="2880"/>
-          <w:tab w:val="left" w:pos="3240"/>
-          <w:tab w:val="left" w:pos="3600"/>
-          <w:tab w:val="left" w:pos="3960"/>
-          <w:tab w:val="left" w:pos="4320"/>
-        </w:tabs>
-        <w:autoSpaceDE w:val="0"/>
-        <w:autoSpaceDN w:val="0"/>
-        <w:adjustRightInd w:val="0"/>
-        <w:spacing w:after="0" w:line="240" w:lineRule="auto"/>
-        <w:ind w:hanging="102"/>
-        <w:jc w:val="center"/>
-        <w:rPr>
-          <w:rFonts w:ascii="Arial" w:eastAsia="Times New Roman" w:hAnsi="Arial" w:cs="Arial"/>
-          <w:b/>
-          <w:color w:val="000000"/>
-          <w:kern w:val="2"/>
-          <w:sz w:val="17"/>
-          <w:szCs w:val="24"/>
-        </w:rPr>
-      </w:pPr>
-      <w:r>
-        <w:rPr>
-          <w:rFonts w:ascii="Arial" w:eastAsia="Times New Roman" w:hAnsi="Arial" w:cs="Arial"/>
-          <w:b/>
-          <w:color w:val="000000"/>
-          <w:kern w:val="2"/>
-          <w:sz w:val="17"/>
-          <w:szCs w:val="24"/>
-        </w:rPr>
-        <w:t>POR EL CONTRATISTA</w:t>
-      </w:r>
-    </w:p>
-    <w:p>
-      <w:pPr>
-        <w:framePr w:w="4368" w:h="462" w:hRule="exact" w:wrap="auto" w:vAnchor="page" w:hAnchor="page" w:x="6418" w:y="12319"/>
         <w:widowControl w:val="0"/>
         <w:tabs>
           <w:tab w:val="left" w:pos="360"/>
@@ -1235,69 +857,46 @@
           <w:tab w:val="left" w:pos="1440"/>
           <w:tab w:val="left" w:pos="1800"/>
           <w:tab w:val="left" w:pos="2160"/>
-          <w:tab w:val="left" w:pos="2280"/>
           <w:tab w:val="left" w:pos="2520"/>
           <w:tab w:val="left" w:pos="2880"/>
           <w:tab w:val="left" w:pos="3240"/>
           <w:tab w:val="left" w:pos="3600"/>
           <w:tab w:val="left" w:pos="3960"/>
           <w:tab w:val="left" w:pos="4320"/>
+          <w:tab w:val="left" w:pos="4680"/>
+          <w:tab w:val="left" w:pos="5040"/>
+          <w:tab w:val="left" w:pos="5400"/>
+          <w:tab w:val="left" w:pos="5760"/>
+          <w:tab w:val="left" w:pos="6120"/>
+          <w:tab w:val="left" w:pos="6480"/>
+          <w:tab w:val="left" w:pos="6840"/>
+          <w:tab w:val="left" w:pos="7200"/>
+          <w:tab w:val="left" w:pos="7560"/>
+          <w:tab w:val="left" w:pos="7920"/>
+          <w:tab w:val="left" w:pos="8280"/>
+          <w:tab w:val="left" w:pos="8640"/>
+          <w:tab w:val="left" w:pos="9000"/>
+          <w:tab w:val="left" w:pos="9360"/>
+          <w:tab w:val="left" w:pos="9720"/>
+          <w:tab w:val="left" w:pos="10080"/>
+          <w:tab w:val="left" w:pos="10440"/>
+          <w:tab w:val="left" w:pos="10800"/>
         </w:tabs>
         <w:autoSpaceDE w:val="0"/>
         <w:autoSpaceDN w:val="0"/>
         <w:adjustRightInd w:val="0"/>
         <w:spacing w:after="0" w:line="240" w:lineRule="auto"/>
-        <w:jc w:val="center"/>
-        <w:rPr>
-          <w:rFonts w:ascii="Arial" w:eastAsia="Times New Roman" w:hAnsi="Arial" w:cs="Arial"/>
-          <w:b/>
-          <w:color w:val="000000"/>
-          <w:kern w:val="2"/>
+        <w:jc w:val="both"/>
+        <w:rPr>
+          <w:rFonts w:ascii="Arial" w:eastAsia="Times New Roman" w:hAnsi="Arial" w:cs="Arial"/>
+          <w:color w:val="000000"/>
           <w:sz w:val="17"/>
           <w:szCs w:val="24"/>
         </w:rPr>
       </w:pPr>
-      <w:r>
-        <w:rPr>
-          <w:rFonts w:ascii="Arial" w:eastAsia="Times New Roman" w:hAnsi="Arial" w:cs="Arial"/>
-          <w:b/>
-          <w:color w:val="000000"/>
-          <w:kern w:val="2"/>
-          <w:sz w:val="17"/>
-          <w:szCs w:val="24"/>
-        </w:rPr>
-        <w:t>{</w:t>
-      </w:r>
-      <w:proofErr w:type="spellStart"/>
-      <w:proofErr w:type="gramStart"/>
-      <w:r>
-        <w:rPr>
-          <w:rFonts w:ascii="Arial" w:eastAsia="Times New Roman" w:hAnsi="Arial" w:cs="Arial"/>
-          <w:b/>
-          <w:color w:val="000000"/>
-          <w:kern w:val="2"/>
-          <w:sz w:val="17"/>
-          <w:szCs w:val="24"/>
-        </w:rPr>
-        <w:t>custom.Tenedor</w:t>
-      </w:r>
-      <w:proofErr w:type="spellEnd"/>
-      <w:proofErr w:type="gramEnd"/>
-      <w:r>
-        <w:rPr>
-          <w:rFonts w:ascii="Arial" w:eastAsia="Times New Roman" w:hAnsi="Arial" w:cs="Arial"/>
-          <w:b/>
-          <w:color w:val="000000"/>
-          <w:kern w:val="2"/>
-          <w:sz w:val="17"/>
-          <w:szCs w:val="24"/>
-        </w:rPr>
-        <w:t>}</w:t>
-      </w:r>
-    </w:p>
-    <w:p>
-      <w:pPr>
-        <w:framePr w:w="11195" w:h="6300" w:hRule="exact" w:wrap="auto" w:vAnchor="page" w:hAnchor="page" w:x="481" w:y="5475"/>
+    </w:p>
+    <w:p>
+      <w:pPr>
         <w:widowControl w:val="0"/>
         <w:tabs>
           <w:tab w:val="left" w:pos="360"/>
@@ -1340,7 +939,6 @@
         <w:rPr>
           <w:rFonts w:ascii="Arial" w:eastAsia="Times New Roman" w:hAnsi="Arial" w:cs="Arial"/>
           <w:color w:val="000000"/>
-          <w:kern w:val="2"/>
           <w:sz w:val="13"/>
           <w:szCs w:val="24"/>
         </w:rPr>
@@ -1350,7 +948,6 @@
           <w:rFonts w:ascii="Arial" w:eastAsia="Times New Roman" w:hAnsi="Arial" w:cs="Arial"/>
           <w:b/>
           <w:color w:val="000000"/>
-          <w:kern w:val="2"/>
           <w:sz w:val="13"/>
           <w:szCs w:val="24"/>
         </w:rPr>
@@ -1360,7 +957,6 @@
         <w:rPr>
           <w:rFonts w:ascii="Arial" w:eastAsia="Times New Roman" w:hAnsi="Arial" w:cs="Arial"/>
           <w:color w:val="000000"/>
-          <w:kern w:val="2"/>
           <w:sz w:val="13"/>
           <w:szCs w:val="24"/>
         </w:rPr>
@@ -1369,7 +965,6 @@
     </w:p>
     <w:p>
       <w:pPr>
-        <w:framePr w:w="11195" w:h="6300" w:hRule="exact" w:wrap="auto" w:vAnchor="page" w:hAnchor="page" w:x="481" w:y="5475"/>
         <w:widowControl w:val="0"/>
         <w:tabs>
           <w:tab w:val="left" w:pos="360"/>
@@ -1412,15 +1007,13 @@
         <w:rPr>
           <w:rFonts w:ascii="Arial" w:eastAsia="Times New Roman" w:hAnsi="Arial" w:cs="Arial"/>
           <w:color w:val="000000"/>
-          <w:kern w:val="2"/>
-          <w:sz w:val="13"/>
-          <w:szCs w:val="24"/>
-        </w:rPr>
-      </w:pPr>
-    </w:p>
-    <w:p>
-      <w:pPr>
-        <w:framePr w:w="11195" w:h="6300" w:hRule="exact" w:wrap="auto" w:vAnchor="page" w:hAnchor="page" w:x="481" w:y="5475"/>
+          <w:sz w:val="13"/>
+          <w:szCs w:val="24"/>
+        </w:rPr>
+      </w:pPr>
+    </w:p>
+    <w:p>
+      <w:pPr>
         <w:widowControl w:val="0"/>
         <w:tabs>
           <w:tab w:val="left" w:pos="360"/>
@@ -1463,7 +1056,6 @@
         <w:rPr>
           <w:rFonts w:ascii="Arial" w:eastAsia="Times New Roman" w:hAnsi="Arial" w:cs="Arial"/>
           <w:color w:val="000000"/>
-          <w:kern w:val="2"/>
           <w:sz w:val="13"/>
           <w:szCs w:val="24"/>
         </w:rPr>
@@ -1473,7 +1065,6 @@
           <w:rFonts w:ascii="Arial" w:eastAsia="Times New Roman" w:hAnsi="Arial" w:cs="Arial"/>
           <w:b/>
           <w:color w:val="000000"/>
-          <w:kern w:val="2"/>
           <w:sz w:val="13"/>
           <w:szCs w:val="24"/>
         </w:rPr>
@@ -1483,38 +1074,14 @@
         <w:rPr>
           <w:rFonts w:ascii="Arial" w:eastAsia="Times New Roman" w:hAnsi="Arial" w:cs="Arial"/>
           <w:color w:val="000000"/>
-          <w:kern w:val="2"/>
-          <w:sz w:val="13"/>
-          <w:szCs w:val="24"/>
-        </w:rPr>
-        <w:t xml:space="preserve">: Esta fianza estará vigente durante todo el período de vigencia del CONTRATO PRINCIPAL, incluyendo su liquidación y hasta por un término adicional de treinta (30) días calendario posteriores al vencimiento </w:t>
+          <w:sz w:val="13"/>
+          <w:szCs w:val="24"/>
+        </w:rPr>
+        <w:t>: Esta fianza estará vigente durante todo el período de vigencia del CONTRATO PRINCIPAL, incluyendo su liquidación y hasta por un término adicional de treinta (30) días calendario posteriores al vencimiento del mismo, o hasta cuando se haya efectuado el total reintegro de la suma anticipada a LA ENTIDAD ESTATAL BENEFICIARIA, por razón de la presente fianza.</w:t>
       </w:r>
-      <w:proofErr w:type="gramStart"/>
-      <w:r>
-        <w:rPr>
-          <w:rFonts w:ascii="Arial" w:eastAsia="Times New Roman" w:hAnsi="Arial" w:cs="Arial"/>
-          <w:color w:val="000000"/>
-          <w:kern w:val="2"/>
-          <w:sz w:val="13"/>
-          <w:szCs w:val="24"/>
-        </w:rPr>
-        <w:t>del mismo</w:t>
-      </w:r>
-      <w:proofErr w:type="gramEnd"/>
-      <w:r>
-        <w:rPr>
-          <w:rFonts w:ascii="Arial" w:eastAsia="Times New Roman" w:hAnsi="Arial" w:cs="Arial"/>
-          <w:color w:val="000000"/>
-          <w:kern w:val="2"/>
-          <w:sz w:val="13"/>
-          <w:szCs w:val="24"/>
-        </w:rPr>
-        <w:t>, o hasta cuando se haya efectuado el total reintegro de la suma anticipada a LA ENTIDAD ESTATAL BENEFICIARIA, por razón de la presente fianza.</w:t>
-      </w:r>
-    </w:p>
-    <w:p>
-      <w:pPr>
-        <w:framePr w:w="11195" w:h="6300" w:hRule="exact" w:wrap="auto" w:vAnchor="page" w:hAnchor="page" w:x="481" w:y="5475"/>
+    </w:p>
+    <w:p>
+      <w:pPr>
         <w:widowControl w:val="0"/>
         <w:tabs>
           <w:tab w:val="left" w:pos="360"/>
@@ -1557,15 +1124,13 @@
         <w:rPr>
           <w:rFonts w:ascii="Arial" w:eastAsia="Times New Roman" w:hAnsi="Arial" w:cs="Arial"/>
           <w:color w:val="000000"/>
-          <w:kern w:val="2"/>
-          <w:sz w:val="13"/>
-          <w:szCs w:val="24"/>
-        </w:rPr>
-      </w:pPr>
-    </w:p>
-    <w:p>
-      <w:pPr>
-        <w:framePr w:w="11195" w:h="6300" w:hRule="exact" w:wrap="auto" w:vAnchor="page" w:hAnchor="page" w:x="481" w:y="5475"/>
+          <w:sz w:val="13"/>
+          <w:szCs w:val="24"/>
+        </w:rPr>
+      </w:pPr>
+    </w:p>
+    <w:p>
+      <w:pPr>
         <w:widowControl w:val="0"/>
         <w:tabs>
           <w:tab w:val="left" w:pos="360"/>
@@ -1608,7 +1173,6 @@
         <w:rPr>
           <w:rFonts w:ascii="Arial" w:eastAsia="Times New Roman" w:hAnsi="Arial" w:cs="Arial"/>
           <w:color w:val="000000"/>
-          <w:kern w:val="2"/>
           <w:sz w:val="13"/>
           <w:szCs w:val="24"/>
         </w:rPr>
@@ -1618,7 +1182,6 @@
           <w:rFonts w:ascii="Arial" w:eastAsia="Times New Roman" w:hAnsi="Arial" w:cs="Arial"/>
           <w:b/>
           <w:color w:val="000000"/>
-          <w:kern w:val="2"/>
           <w:sz w:val="13"/>
           <w:szCs w:val="24"/>
         </w:rPr>
@@ -1628,7 +1191,6 @@
         <w:rPr>
           <w:rFonts w:ascii="Arial" w:eastAsia="Times New Roman" w:hAnsi="Arial" w:cs="Arial"/>
           <w:color w:val="000000"/>
-          <w:kern w:val="2"/>
           <w:sz w:val="13"/>
           <w:szCs w:val="24"/>
         </w:rPr>
@@ -1637,7 +1199,6 @@
     </w:p>
     <w:p>
       <w:pPr>
-        <w:framePr w:w="11195" w:h="6300" w:hRule="exact" w:wrap="auto" w:vAnchor="page" w:hAnchor="page" w:x="481" w:y="5475"/>
         <w:widowControl w:val="0"/>
         <w:tabs>
           <w:tab w:val="left" w:pos="360"/>
@@ -1680,15 +1241,13 @@
         <w:rPr>
           <w:rFonts w:ascii="Arial" w:eastAsia="Times New Roman" w:hAnsi="Arial" w:cs="Arial"/>
           <w:color w:val="000000"/>
-          <w:kern w:val="2"/>
-          <w:sz w:val="13"/>
-          <w:szCs w:val="24"/>
-        </w:rPr>
-      </w:pPr>
-    </w:p>
-    <w:p>
-      <w:pPr>
-        <w:framePr w:w="11195" w:h="6300" w:hRule="exact" w:wrap="auto" w:vAnchor="page" w:hAnchor="page" w:x="481" w:y="5475"/>
+          <w:sz w:val="13"/>
+          <w:szCs w:val="24"/>
+        </w:rPr>
+      </w:pPr>
+    </w:p>
+    <w:p>
+      <w:pPr>
         <w:widowControl w:val="0"/>
         <w:tabs>
           <w:tab w:val="left" w:pos="360"/>
@@ -1731,7 +1290,6 @@
         <w:rPr>
           <w:rFonts w:ascii="Arial" w:eastAsia="Times New Roman" w:hAnsi="Arial" w:cs="Arial"/>
           <w:color w:val="000000"/>
-          <w:kern w:val="2"/>
           <w:sz w:val="13"/>
           <w:szCs w:val="24"/>
         </w:rPr>
@@ -1741,7 +1299,6 @@
           <w:rFonts w:ascii="Arial" w:eastAsia="Times New Roman" w:hAnsi="Arial" w:cs="Arial"/>
           <w:b/>
           <w:color w:val="000000"/>
-          <w:kern w:val="2"/>
           <w:sz w:val="13"/>
           <w:szCs w:val="24"/>
         </w:rPr>
@@ -1751,7 +1308,6 @@
         <w:rPr>
           <w:rFonts w:ascii="Arial" w:eastAsia="Times New Roman" w:hAnsi="Arial" w:cs="Arial"/>
           <w:color w:val="000000"/>
-          <w:kern w:val="2"/>
           <w:sz w:val="13"/>
           <w:szCs w:val="24"/>
         </w:rPr>
@@ -1760,7 +1316,6 @@
     </w:p>
     <w:p>
       <w:pPr>
-        <w:framePr w:w="11195" w:h="6300" w:hRule="exact" w:wrap="auto" w:vAnchor="page" w:hAnchor="page" w:x="481" w:y="5475"/>
         <w:widowControl w:val="0"/>
         <w:tabs>
           <w:tab w:val="left" w:pos="360"/>
@@ -1803,15 +1358,13 @@
         <w:rPr>
           <w:rFonts w:ascii="Arial" w:eastAsia="Times New Roman" w:hAnsi="Arial" w:cs="Arial"/>
           <w:color w:val="000000"/>
-          <w:kern w:val="2"/>
-          <w:sz w:val="13"/>
-          <w:szCs w:val="24"/>
-        </w:rPr>
-      </w:pPr>
-    </w:p>
-    <w:p>
-      <w:pPr>
-        <w:framePr w:w="11195" w:h="6300" w:hRule="exact" w:wrap="auto" w:vAnchor="page" w:hAnchor="page" w:x="481" w:y="5475"/>
+          <w:sz w:val="13"/>
+          <w:szCs w:val="24"/>
+        </w:rPr>
+      </w:pPr>
+    </w:p>
+    <w:p>
+      <w:pPr>
         <w:widowControl w:val="0"/>
         <w:tabs>
           <w:tab w:val="left" w:pos="360"/>
@@ -1854,7 +1407,6 @@
         <w:rPr>
           <w:rFonts w:ascii="Arial" w:eastAsia="Times New Roman" w:hAnsi="Arial" w:cs="Arial"/>
           <w:color w:val="000000"/>
-          <w:kern w:val="2"/>
           <w:sz w:val="13"/>
           <w:szCs w:val="24"/>
         </w:rPr>
@@ -1863,7 +1415,6 @@
         <w:rPr>
           <w:rFonts w:ascii="Arial" w:eastAsia="Times New Roman" w:hAnsi="Arial" w:cs="Arial"/>
           <w:color w:val="000000"/>
-          <w:kern w:val="2"/>
           <w:sz w:val="13"/>
           <w:szCs w:val="24"/>
         </w:rPr>
@@ -1872,7 +1423,6 @@
     </w:p>
     <w:p>
       <w:pPr>
-        <w:framePr w:w="11195" w:h="6300" w:hRule="exact" w:wrap="auto" w:vAnchor="page" w:hAnchor="page" w:x="481" w:y="5475"/>
         <w:widowControl w:val="0"/>
         <w:tabs>
           <w:tab w:val="left" w:pos="360"/>
@@ -1915,15 +1465,13 @@
         <w:rPr>
           <w:rFonts w:ascii="Arial" w:eastAsia="Times New Roman" w:hAnsi="Arial" w:cs="Arial"/>
           <w:color w:val="000000"/>
-          <w:kern w:val="2"/>
-          <w:sz w:val="13"/>
-          <w:szCs w:val="24"/>
-        </w:rPr>
-      </w:pPr>
-    </w:p>
-    <w:p>
-      <w:pPr>
-        <w:framePr w:w="11195" w:h="6300" w:hRule="exact" w:wrap="auto" w:vAnchor="page" w:hAnchor="page" w:x="481" w:y="5475"/>
+          <w:sz w:val="13"/>
+          <w:szCs w:val="24"/>
+        </w:rPr>
+      </w:pPr>
+    </w:p>
+    <w:p>
+      <w:pPr>
         <w:widowControl w:val="0"/>
         <w:tabs>
           <w:tab w:val="left" w:pos="360"/>
@@ -1966,7 +1514,6 @@
         <w:rPr>
           <w:rFonts w:ascii="Arial" w:eastAsia="Times New Roman" w:hAnsi="Arial" w:cs="Arial"/>
           <w:color w:val="000000"/>
-          <w:kern w:val="2"/>
           <w:sz w:val="13"/>
           <w:szCs w:val="24"/>
         </w:rPr>
@@ -1975,7 +1522,6 @@
         <w:rPr>
           <w:rFonts w:ascii="Arial" w:eastAsia="Times New Roman" w:hAnsi="Arial" w:cs="Arial"/>
           <w:color w:val="000000"/>
-          <w:kern w:val="2"/>
           <w:sz w:val="13"/>
           <w:szCs w:val="24"/>
         </w:rPr>
@@ -1984,7 +1530,6 @@
     </w:p>
     <w:p>
       <w:pPr>
-        <w:framePr w:w="11195" w:h="6300" w:hRule="exact" w:wrap="auto" w:vAnchor="page" w:hAnchor="page" w:x="481" w:y="5475"/>
         <w:widowControl w:val="0"/>
         <w:tabs>
           <w:tab w:val="left" w:pos="360"/>
@@ -2027,15 +1572,13 @@
         <w:rPr>
           <w:rFonts w:ascii="Arial" w:eastAsia="Times New Roman" w:hAnsi="Arial" w:cs="Arial"/>
           <w:color w:val="000000"/>
-          <w:kern w:val="2"/>
-          <w:sz w:val="13"/>
-          <w:szCs w:val="24"/>
-        </w:rPr>
-      </w:pPr>
-    </w:p>
-    <w:p>
-      <w:pPr>
-        <w:framePr w:w="11195" w:h="6300" w:hRule="exact" w:wrap="auto" w:vAnchor="page" w:hAnchor="page" w:x="481" w:y="5475"/>
+          <w:sz w:val="13"/>
+          <w:szCs w:val="24"/>
+        </w:rPr>
+      </w:pPr>
+    </w:p>
+    <w:p>
+      <w:pPr>
         <w:widowControl w:val="0"/>
         <w:tabs>
           <w:tab w:val="left" w:pos="360"/>
@@ -2078,7 +1621,6 @@
         <w:rPr>
           <w:rFonts w:ascii="Arial" w:eastAsia="Times New Roman" w:hAnsi="Arial" w:cs="Arial"/>
           <w:color w:val="000000"/>
-          <w:kern w:val="2"/>
           <w:sz w:val="13"/>
           <w:szCs w:val="24"/>
         </w:rPr>
@@ -2088,7 +1630,6 @@
           <w:rFonts w:ascii="Arial" w:eastAsia="Times New Roman" w:hAnsi="Arial" w:cs="Arial"/>
           <w:b/>
           <w:color w:val="000000"/>
-          <w:kern w:val="2"/>
           <w:sz w:val="13"/>
           <w:szCs w:val="24"/>
         </w:rPr>
@@ -2098,7 +1639,6 @@
         <w:rPr>
           <w:rFonts w:ascii="Arial" w:eastAsia="Times New Roman" w:hAnsi="Arial" w:cs="Arial"/>
           <w:color w:val="000000"/>
-          <w:kern w:val="2"/>
           <w:sz w:val="13"/>
           <w:szCs w:val="24"/>
         </w:rPr>
@@ -2107,7 +1647,6 @@
     </w:p>
     <w:p>
       <w:pPr>
-        <w:framePr w:w="11195" w:h="6300" w:hRule="exact" w:wrap="auto" w:vAnchor="page" w:hAnchor="page" w:x="481" w:y="5475"/>
         <w:widowControl w:val="0"/>
         <w:tabs>
           <w:tab w:val="left" w:pos="360"/>
@@ -2150,15 +1689,13 @@
         <w:rPr>
           <w:rFonts w:ascii="Arial" w:eastAsia="Times New Roman" w:hAnsi="Arial" w:cs="Arial"/>
           <w:color w:val="000000"/>
-          <w:kern w:val="2"/>
-          <w:sz w:val="13"/>
-          <w:szCs w:val="24"/>
-        </w:rPr>
-      </w:pPr>
-    </w:p>
-    <w:p>
-      <w:pPr>
-        <w:framePr w:w="11195" w:h="6300" w:hRule="exact" w:wrap="auto" w:vAnchor="page" w:hAnchor="page" w:x="481" w:y="5475"/>
+          <w:sz w:val="13"/>
+          <w:szCs w:val="24"/>
+        </w:rPr>
+      </w:pPr>
+    </w:p>
+    <w:p>
+      <w:pPr>
         <w:widowControl w:val="0"/>
         <w:tabs>
           <w:tab w:val="left" w:pos="360"/>
@@ -2201,7 +1738,6 @@
         <w:rPr>
           <w:rFonts w:ascii="Arial" w:eastAsia="Times New Roman" w:hAnsi="Arial" w:cs="Arial"/>
           <w:color w:val="000000"/>
-          <w:kern w:val="2"/>
           <w:sz w:val="13"/>
           <w:szCs w:val="24"/>
         </w:rPr>
@@ -2211,7 +1747,6 @@
           <w:rFonts w:ascii="Arial" w:eastAsia="Times New Roman" w:hAnsi="Arial" w:cs="Arial"/>
           <w:b/>
           <w:color w:val="000000"/>
-          <w:kern w:val="2"/>
           <w:sz w:val="13"/>
           <w:szCs w:val="24"/>
         </w:rPr>
@@ -2221,7 +1756,6 @@
         <w:rPr>
           <w:rFonts w:ascii="Arial" w:eastAsia="Times New Roman" w:hAnsi="Arial" w:cs="Arial"/>
           <w:color w:val="000000"/>
-          <w:kern w:val="2"/>
           <w:sz w:val="13"/>
           <w:szCs w:val="24"/>
         </w:rPr>
@@ -2230,7 +1764,6 @@
     </w:p>
     <w:p>
       <w:pPr>
-        <w:framePr w:w="11195" w:h="6300" w:hRule="exact" w:wrap="auto" w:vAnchor="page" w:hAnchor="page" w:x="481" w:y="5475"/>
         <w:widowControl w:val="0"/>
         <w:tabs>
           <w:tab w:val="left" w:pos="360"/>
@@ -2273,15 +1806,13 @@
         <w:rPr>
           <w:rFonts w:ascii="Arial" w:eastAsia="Times New Roman" w:hAnsi="Arial" w:cs="Arial"/>
           <w:color w:val="000000"/>
-          <w:kern w:val="2"/>
-          <w:sz w:val="13"/>
-          <w:szCs w:val="24"/>
-        </w:rPr>
-      </w:pPr>
-    </w:p>
-    <w:p>
-      <w:pPr>
-        <w:framePr w:w="11195" w:h="6300" w:hRule="exact" w:wrap="auto" w:vAnchor="page" w:hAnchor="page" w:x="481" w:y="5475"/>
+          <w:sz w:val="13"/>
+          <w:szCs w:val="24"/>
+        </w:rPr>
+      </w:pPr>
+    </w:p>
+    <w:p>
+      <w:pPr>
         <w:widowControl w:val="0"/>
         <w:tabs>
           <w:tab w:val="left" w:pos="360"/>
@@ -2324,7 +1855,6 @@
         <w:rPr>
           <w:rFonts w:ascii="Arial" w:eastAsia="Times New Roman" w:hAnsi="Arial" w:cs="Arial"/>
           <w:color w:val="000000"/>
-          <w:kern w:val="2"/>
           <w:sz w:val="13"/>
           <w:szCs w:val="24"/>
         </w:rPr>
@@ -2333,38 +1863,14 @@
         <w:rPr>
           <w:rFonts w:ascii="Arial" w:eastAsia="Times New Roman" w:hAnsi="Arial" w:cs="Arial"/>
           <w:color w:val="000000"/>
-          <w:kern w:val="2"/>
-          <w:sz w:val="13"/>
-          <w:szCs w:val="24"/>
-        </w:rPr>
-        <w:t xml:space="preserve">Cualquier acción legal, ya sea judicial o extrajudicial que inicie LA ENTIDAD OFICIAL debe entablarse contra EL CONTRATISTA </w:t>
+          <w:sz w:val="13"/>
+          <w:szCs w:val="24"/>
+        </w:rPr>
+        <w:t>Cualquier acción legal, ya sea judicial o extrajudicial que inicie LA ENTIDAD OFICIAL debe entablarse contra EL CONTRATISTA conjuntamente con LA FIADORA y la petición deberá solicitar en todo caso la condena de EL CONTRATISTA y LA FIADORA.</w:t>
       </w:r>
-      <w:proofErr w:type="gramStart"/>
-      <w:r>
-        <w:rPr>
-          <w:rFonts w:ascii="Arial" w:eastAsia="Times New Roman" w:hAnsi="Arial" w:cs="Arial"/>
-          <w:color w:val="000000"/>
-          <w:kern w:val="2"/>
-          <w:sz w:val="13"/>
-          <w:szCs w:val="24"/>
-        </w:rPr>
-        <w:t>conjuntamente con</w:t>
-      </w:r>
-      <w:proofErr w:type="gramEnd"/>
-      <w:r>
-        <w:rPr>
-          <w:rFonts w:ascii="Arial" w:eastAsia="Times New Roman" w:hAnsi="Arial" w:cs="Arial"/>
-          <w:color w:val="000000"/>
-          <w:kern w:val="2"/>
-          <w:sz w:val="13"/>
-          <w:szCs w:val="24"/>
-        </w:rPr>
-        <w:t xml:space="preserve"> LA FIADORA y la petición deberá solicitar en todo caso la condena de EL CONTRATISTA y LA FIADORA.</w:t>
-      </w:r>
-    </w:p>
-    <w:p>
-      <w:pPr>
-        <w:framePr w:w="11195" w:h="6300" w:hRule="exact" w:wrap="auto" w:vAnchor="page" w:hAnchor="page" w:x="481" w:y="5475"/>
+    </w:p>
+    <w:p>
+      <w:pPr>
         <w:widowControl w:val="0"/>
         <w:tabs>
           <w:tab w:val="left" w:pos="360"/>
@@ -2407,15 +1913,13 @@
         <w:rPr>
           <w:rFonts w:ascii="Arial" w:eastAsia="Times New Roman" w:hAnsi="Arial" w:cs="Arial"/>
           <w:color w:val="000000"/>
-          <w:kern w:val="2"/>
-          <w:sz w:val="13"/>
-          <w:szCs w:val="24"/>
-        </w:rPr>
-      </w:pPr>
-    </w:p>
-    <w:p>
-      <w:pPr>
-        <w:framePr w:w="11195" w:h="6300" w:hRule="exact" w:wrap="auto" w:vAnchor="page" w:hAnchor="page" w:x="481" w:y="5475"/>
+          <w:sz w:val="13"/>
+          <w:szCs w:val="24"/>
+        </w:rPr>
+      </w:pPr>
+    </w:p>
+    <w:p>
+      <w:pPr>
         <w:widowControl w:val="0"/>
         <w:tabs>
           <w:tab w:val="left" w:pos="360"/>
@@ -2448,197 +1952,231 @@
           <w:tab w:val="left" w:pos="10080"/>
           <w:tab w:val="left" w:pos="10440"/>
           <w:tab w:val="left" w:pos="10800"/>
-          <w:tab w:val="left" w:pos="11160"/>
         </w:tabs>
         <w:autoSpaceDE w:val="0"/>
         <w:autoSpaceDN w:val="0"/>
         <w:adjustRightInd w:val="0"/>
         <w:spacing w:after="0" w:line="240" w:lineRule="auto"/>
-        <w:jc w:val="both"/>
-        <w:rPr>
-          <w:rFonts w:ascii="Arial" w:eastAsia="Times New Roman" w:hAnsi="Arial" w:cs="Arial"/>
-          <w:color w:val="000000"/>
-          <w:kern w:val="2"/>
-          <w:sz w:val="13"/>
-          <w:szCs w:val="24"/>
+        <w:rPr>
+          <w:rFonts w:ascii="Arial" w:eastAsia="Times New Roman" w:hAnsi="Arial" w:cs="Arial"/>
+          <w:color w:val="000000"/>
+          <w:sz w:val="15"/>
+          <w:szCs w:val="15"/>
         </w:rPr>
       </w:pPr>
       <w:r>
         <w:rPr>
           <w:rFonts w:ascii="Arial" w:eastAsia="Times New Roman" w:hAnsi="Arial" w:cs="Arial"/>
           <w:color w:val="000000"/>
-          <w:kern w:val="2"/>
-          <w:sz w:val="13"/>
-          <w:szCs w:val="24"/>
-        </w:rPr>
-        <w:t xml:space="preserve">EN FE DE LO CUAL, se suscribe este Contrato en la Ciudad de Panamá República de Panamá, a los </w:t>
+          <w:sz w:val="15"/>
+          <w:szCs w:val="15"/>
+        </w:rPr>
+        <w:t>EN FE DE LO CUAL, se suscribe este Contrato en la ciudad de Panamá, República de Panamá, {custom.FechaActualTextoMin}.</w:t>
       </w:r>
-      <w:r>
-        <w:rPr>
-          <w:rFonts w:ascii="Arial" w:eastAsia="Times New Roman" w:hAnsi="Arial" w:cs="Arial"/>
-          <w:color w:val="000000"/>
-          <w:kern w:val="2"/>
-          <w:sz w:val="13"/>
-          <w:szCs w:val="24"/>
-        </w:rPr>
-        <w:t>{</w:t>
-      </w:r>
-      <w:proofErr w:type="spellStart"/>
-      <w:proofErr w:type="gramStart"/>
-      <w:r>
-        <w:rPr>
-          <w:rFonts w:ascii="Arial" w:eastAsia="Times New Roman" w:hAnsi="Arial" w:cs="Arial"/>
-          <w:color w:val="000000"/>
-          <w:kern w:val="2"/>
-          <w:sz w:val="13"/>
-          <w:szCs w:val="24"/>
-        </w:rPr>
-        <w:t>custom.FechaActualTextoMin</w:t>
-      </w:r>
-      <w:proofErr w:type="spellEnd"/>
-      <w:proofErr w:type="gramEnd"/>
-      <w:r>
-        <w:rPr>
-          <w:rFonts w:ascii="Arial" w:eastAsia="Times New Roman" w:hAnsi="Arial" w:cs="Arial"/>
-          <w:color w:val="000000"/>
-          <w:kern w:val="2"/>
-          <w:sz w:val="13"/>
-          <w:szCs w:val="24"/>
-        </w:rPr>
-        <w:t>}</w:t>
-      </w:r>
-      <w:r>
-        <w:rPr>
-          <w:rFonts w:ascii="Arial" w:eastAsia="Times New Roman" w:hAnsi="Arial" w:cs="Arial"/>
-          <w:color w:val="000000"/>
-          <w:kern w:val="2"/>
-          <w:sz w:val="13"/>
-          <w:szCs w:val="24"/>
-        </w:rPr>
-        <w:t>.</w:t>
-      </w:r>
-    </w:p>
-    <w:p>
-      <w:pPr>
-        <w:framePr w:w="4305" w:h="483" w:hRule="exact" w:wrap="auto" w:vAnchor="page" w:hAnchor="page" w:x="1101" w:y="13266"/>
-        <w:widowControl w:val="0"/>
-        <w:pBdr>
-          <w:top w:val="single" w:sz="8" w:space="0" w:color="000000"/>
-        </w:pBdr>
-        <w:tabs>
-          <w:tab w:val="left" w:pos="360"/>
-          <w:tab w:val="left" w:pos="720"/>
-          <w:tab w:val="left" w:pos="1080"/>
-          <w:tab w:val="left" w:pos="1440"/>
-          <w:tab w:val="left" w:pos="1800"/>
-          <w:tab w:val="left" w:pos="2160"/>
-          <w:tab w:val="left" w:pos="2520"/>
-          <w:tab w:val="left" w:pos="2880"/>
-          <w:tab w:val="left" w:pos="3240"/>
-          <w:tab w:val="left" w:pos="3600"/>
-          <w:tab w:val="left" w:pos="3960"/>
-        </w:tabs>
-        <w:autoSpaceDE w:val="0"/>
-        <w:autoSpaceDN w:val="0"/>
-        <w:adjustRightInd w:val="0"/>
-        <w:spacing w:after="0" w:line="240" w:lineRule="auto"/>
-        <w:rPr>
-          <w:rFonts w:ascii="Arial" w:eastAsia="Times New Roman" w:hAnsi="Arial" w:cs="Arial"/>
-          <w:b/>
-          <w:color w:val="000000"/>
-          <w:kern w:val="2"/>
-          <w:sz w:val="17"/>
-          <w:szCs w:val="24"/>
-        </w:rPr>
-      </w:pPr>
-      <w:r>
-        <w:rPr>
-          <w:rFonts w:ascii="Arial" w:eastAsia="Times New Roman" w:hAnsi="Arial" w:cs="Arial"/>
-          <w:b/>
-          <w:color w:val="000000"/>
-          <w:kern w:val="2"/>
-          <w:sz w:val="17"/>
-          <w:szCs w:val="24"/>
-        </w:rPr>
-        <w:t>NOMBRE:</w:t>
-      </w:r>
-    </w:p>
-    <w:p>
-      <w:pPr>
-        <w:framePr w:w="4305" w:h="483" w:hRule="exact" w:wrap="auto" w:vAnchor="page" w:hAnchor="page" w:x="1101" w:y="13266"/>
-        <w:widowControl w:val="0"/>
-        <w:pBdr>
-          <w:top w:val="single" w:sz="8" w:space="0" w:color="000000"/>
-        </w:pBdr>
-        <w:tabs>
-          <w:tab w:val="left" w:pos="360"/>
-          <w:tab w:val="left" w:pos="720"/>
-          <w:tab w:val="left" w:pos="1080"/>
-          <w:tab w:val="left" w:pos="1440"/>
-          <w:tab w:val="left" w:pos="1800"/>
-          <w:tab w:val="left" w:pos="2160"/>
-          <w:tab w:val="left" w:pos="2520"/>
-          <w:tab w:val="left" w:pos="2880"/>
-          <w:tab w:val="left" w:pos="3240"/>
-          <w:tab w:val="left" w:pos="3600"/>
-          <w:tab w:val="left" w:pos="3960"/>
-        </w:tabs>
-        <w:autoSpaceDE w:val="0"/>
-        <w:autoSpaceDN w:val="0"/>
-        <w:adjustRightInd w:val="0"/>
-        <w:spacing w:after="0" w:line="240" w:lineRule="auto"/>
-        <w:rPr>
-          <w:rFonts w:ascii="Arial" w:eastAsia="Times New Roman" w:hAnsi="Arial" w:cs="Arial"/>
-          <w:b/>
-          <w:color w:val="000000"/>
-          <w:kern w:val="2"/>
-          <w:sz w:val="17"/>
-          <w:szCs w:val="24"/>
-        </w:rPr>
-      </w:pPr>
-      <w:r>
-        <w:rPr>
-          <w:rFonts w:ascii="Arial" w:eastAsia="Times New Roman" w:hAnsi="Arial" w:cs="Arial"/>
-          <w:b/>
-          <w:color w:val="000000"/>
-          <w:kern w:val="2"/>
-          <w:sz w:val="17"/>
-          <w:szCs w:val="24"/>
-        </w:rPr>
-        <w:t>TITULO:</w:t>
-      </w:r>
-    </w:p>
-    <w:p>
-      <w:pPr>
-        <w:framePr w:w="4305" w:h="483" w:hRule="exact" w:wrap="auto" w:vAnchor="page" w:hAnchor="page" w:x="6466" w:y="13266"/>
-        <w:widowControl w:val="0"/>
-        <w:pBdr>
-          <w:top w:val="single" w:sz="8" w:space="0" w:color="000000"/>
-        </w:pBdr>
-        <w:tabs>
-          <w:tab w:val="left" w:pos="360"/>
-          <w:tab w:val="left" w:pos="720"/>
-          <w:tab w:val="left" w:pos="1080"/>
-          <w:tab w:val="left" w:pos="1440"/>
-          <w:tab w:val="left" w:pos="1800"/>
-          <w:tab w:val="left" w:pos="2160"/>
-          <w:tab w:val="left" w:pos="2520"/>
-          <w:tab w:val="left" w:pos="2880"/>
-          <w:tab w:val="left" w:pos="3240"/>
-          <w:tab w:val="left" w:pos="3600"/>
-          <w:tab w:val="left" w:pos="3960"/>
-        </w:tabs>
-        <w:autoSpaceDE w:val="0"/>
-        <w:autoSpaceDN w:val="0"/>
-        <w:adjustRightInd w:val="0"/>
-        <w:spacing w:after="0" w:line="240" w:lineRule="auto"/>
-        <w:rPr>
-          <w:rFonts w:ascii="Arial" w:eastAsia="Times New Roman" w:hAnsi="Arial" w:cs="Arial"/>
-          <w:b/>
-          <w:color w:val="000000"/>
-          <w:kern w:val="2"/>
-          <w:sz w:val="17"/>
-          <w:szCs w:val="24"/>
+    </w:p>
+    <w:p/>
+    <w:tbl>
+      <w:tblPr>
+        <w:tblStyle w:val="Tablaconcuadrcula"/>
+        <w:tblW w:w="0" w:type="auto"/>
+        <w:tblInd w:w="715" w:type="dxa"/>
+        <w:tblBorders>
+          <w:top w:val="none" w:sz="0" w:space="0" w:color="auto"/>
+          <w:left w:val="none" w:sz="0" w:space="0" w:color="auto"/>
+          <w:bottom w:val="none" w:sz="0" w:space="0" w:color="auto"/>
+          <w:right w:val="none" w:sz="0" w:space="0" w:color="auto"/>
+          <w:insideH w:val="none" w:sz="0" w:space="0" w:color="auto"/>
+          <w:insideV w:val="none" w:sz="0" w:space="0" w:color="auto"/>
+        </w:tblBorders>
+        <w:tblLook w:val="04A0" w:firstRow="1" w:lastRow="0" w:firstColumn="1" w:lastColumn="0" w:noHBand="0" w:noVBand="1"/>
+      </w:tblPr>
+      <w:tblGrid>
+        <w:gridCol w:w="3425"/>
+        <w:gridCol w:w="1080"/>
+        <w:gridCol w:w="4320"/>
+      </w:tblGrid>
+      <w:tr>
+        <w:trPr>
+          <w:trHeight w:val="1685"/>
+        </w:trPr>
+        <w:tc>
+          <w:tcPr>
+            <w:tcW w:w="3425" w:type="dxa"/>
+            <w:tcBorders>
+              <w:bottom w:val="single" w:sz="4" w:space="0" w:color="auto"/>
+            </w:tcBorders>
+          </w:tcPr>
+          <w:p>
+            <w:pPr>
+              <w:jc w:val="center"/>
+              <w:rPr>
+                <w:b/>
+                <w:bCs/>
+              </w:rPr>
+            </w:pPr>
+            <w:r>
+              <w:rPr>
+                <w:b/>
+                <w:bCs/>
+              </w:rPr>
+              <w:t>POR LA FIADORA</w:t>
+            </w:r>
+          </w:p>
+          <w:p>
+            <w:pPr>
+              <w:jc w:val="center"/>
+              <w:rPr>
+                <w:b/>
+                <w:bCs/>
+              </w:rPr>
+            </w:pPr>
+            <w:r>
+              <w:rPr>
+                <w:b/>
+                <w:bCs/>
+              </w:rPr>
+              <w:t>ASEGURADORA GLOBAL</w:t>
+            </w:r>
+          </w:p>
+        </w:tc>
+        <w:tc>
+          <w:tcPr>
+            <w:tcW w:w="1080" w:type="dxa"/>
+          </w:tcPr>
+          <w:p>
+            <w:pPr>
+              <w:rPr>
+                <w:b/>
+                <w:bCs/>
+              </w:rPr>
+            </w:pPr>
+          </w:p>
+        </w:tc>
+        <w:tc>
+          <w:tcPr>
+            <w:tcW w:w="4320" w:type="dxa"/>
+            <w:tcBorders>
+              <w:bottom w:val="single" w:sz="4" w:space="0" w:color="auto"/>
+            </w:tcBorders>
+          </w:tcPr>
+          <w:p>
+            <w:pPr>
+              <w:jc w:val="center"/>
+              <w:rPr>
+                <w:b/>
+                <w:bCs/>
+              </w:rPr>
+            </w:pPr>
+            <w:r>
+              <w:rPr>
+                <w:b/>
+                <w:bCs/>
+              </w:rPr>
+              <w:t>POR EL CONTRATISTA</w:t>
+            </w:r>
+          </w:p>
+          <w:p>
+            <w:pPr>
+              <w:jc w:val="center"/>
+              <w:rPr>
+                <w:b/>
+                <w:bCs/>
+              </w:rPr>
+            </w:pPr>
+            <w:r>
+              <w:rPr>
+                <w:b/>
+                <w:bCs/>
+              </w:rPr>
+              <w:t>{custom.Tenedor}</w:t>
+            </w:r>
+          </w:p>
+        </w:tc>
+      </w:tr>
+      <w:tr>
+        <w:tc>
+          <w:tcPr>
+            <w:tcW w:w="3425" w:type="dxa"/>
+            <w:tcBorders>
+              <w:top w:val="single" w:sz="4" w:space="0" w:color="auto"/>
+            </w:tcBorders>
+          </w:tcPr>
+          <w:p>
+            <w:pPr>
+              <w:rPr>
+                <w:b/>
+                <w:bCs/>
+              </w:rPr>
+            </w:pPr>
+            <w:r>
+              <w:rPr>
+                <w:b/>
+                <w:bCs/>
+              </w:rPr>
+              <w:t>Nombre:</w:t>
+            </w:r>
+          </w:p>
+          <w:p>
+            <w:pPr>
+              <w:rPr>
+                <w:b/>
+                <w:bCs/>
+              </w:rPr>
+            </w:pPr>
+            <w:r>
+              <w:rPr>
+                <w:b/>
+                <w:bCs/>
+              </w:rPr>
+              <w:t>Título:</w:t>
+            </w:r>
+          </w:p>
+        </w:tc>
+        <w:tc>
+          <w:tcPr>
+            <w:tcW w:w="1080" w:type="dxa"/>
+          </w:tcPr>
+          <w:p>
+            <w:pPr>
+              <w:rPr>
+                <w:b/>
+                <w:bCs/>
+              </w:rPr>
+            </w:pPr>
+          </w:p>
+        </w:tc>
+        <w:tc>
+          <w:tcPr>
+            <w:tcW w:w="4320" w:type="dxa"/>
+            <w:tcBorders>
+              <w:top w:val="single" w:sz="4" w:space="0" w:color="auto"/>
+            </w:tcBorders>
+          </w:tcPr>
+          <w:p>
+            <w:pPr>
+              <w:jc w:val="center"/>
+              <w:rPr>
+                <w:b/>
+                <w:bCs/>
+              </w:rPr>
+            </w:pPr>
+          </w:p>
+        </w:tc>
+      </w:tr>
+    </w:tbl>
+    <w:p>
+      <w:pPr>
+        <w:rPr>
+          <w:sz w:val="10"/>
+          <w:szCs w:val="10"/>
+        </w:rPr>
+      </w:pPr>
+    </w:p>
+    <w:p>
+      <w:pPr>
+        <w:rPr>
+          <w:sz w:val="10"/>
+          <w:szCs w:val="10"/>
         </w:rPr>
       </w:pPr>
     </w:p>
@@ -2675,30 +2213,62 @@
           <w:tab w:val="left" w:pos="9720"/>
           <w:tab w:val="left" w:pos="10080"/>
           <w:tab w:val="left" w:pos="10440"/>
-          <w:tab w:val="left" w:pos="10800"/>
-          <w:tab w:val="left" w:pos="11160"/>
         </w:tabs>
         <w:autoSpaceDE w:val="0"/>
         <w:autoSpaceDN w:val="0"/>
         <w:adjustRightInd w:val="0"/>
         <w:spacing w:after="0" w:line="240" w:lineRule="auto"/>
-        <w:jc w:val="center"/>
-        <w:rPr>
-          <w:rFonts w:ascii="Arial" w:eastAsia="Times New Roman" w:hAnsi="Arial" w:cs="Arial"/>
-          <w:color w:val="000000"/>
-          <w:kern w:val="2"/>
-          <w:sz w:val="13"/>
-          <w:szCs w:val="24"/>
+        <w:rPr>
+          <w:rFonts w:ascii="Arial" w:eastAsia="Times New Roman" w:hAnsi="Arial" w:cs="Arial"/>
+          <w:color w:val="000000"/>
+          <w:sz w:val="15"/>
+          <w:szCs w:val="24"/>
+        </w:rPr>
+      </w:pPr>
+      <w:r>
+        <w:rPr>
+          <w:rFonts w:ascii="Arial" w:eastAsia="Times New Roman" w:hAnsi="Arial" w:cs="Arial"/>
+          <w:color w:val="000000"/>
+          <w:sz w:val="13"/>
+          <w:szCs w:val="24"/>
+        </w:rPr>
+        <w:t>(Texto aprobado por la Contraloría General de la República de conformidad con la Resolución Núm.2259</w:t>
+      </w:r>
+      <w:r>
+        <w:rPr>
+          <w:rFonts w:ascii="Arial" w:eastAsia="Times New Roman" w:hAnsi="Arial" w:cs="Arial"/>
+          <w:color w:val="000000"/>
+          <w:sz w:val="13"/>
+          <w:szCs w:val="24"/>
+        </w:rPr>
+        <w:noBreakHyphen/>
+        <w:t>2023</w:t>
+      </w:r>
+      <w:r>
+        <w:rPr>
+          <w:rFonts w:ascii="Arial" w:eastAsia="Times New Roman" w:hAnsi="Arial" w:cs="Arial"/>
+          <w:color w:val="000000"/>
+          <w:sz w:val="13"/>
+          <w:szCs w:val="24"/>
+        </w:rPr>
+        <w:noBreakHyphen/>
+        <w:t>LEG/FySE de 10 de agosto de 2023.)</w:t>
+      </w:r>
+    </w:p>
+    <w:p>
+      <w:pPr>
+        <w:rPr>
+          <w:sz w:val="10"/>
+          <w:szCs w:val="10"/>
         </w:rPr>
       </w:pPr>
     </w:p>
     <w:sectPr>
       <w:footerReference w:type="default" r:id="rId6"/>
-      <w:type w:val="continuous"/>
       <w:pgSz w:w="12240" w:h="15840"/>
-      <w:pgMar w:top="360" w:right="360" w:bottom="360" w:left="360" w:header="720" w:footer="720" w:gutter="0"/>
-      <w:cols w:space="720"/>
-      <w:noEndnote/>
+      <w:pgMar w:top="360" w:right="1080" w:bottom="1258" w:left="1080" w:header="708" w:footer="708" w:gutter="0"/>
+      <w:cols w:space="708"/>
+      <w:docGrid w:linePitch="360"/>
     </w:sectPr>
   </w:body>
 </w:document>
@@ -2758,59 +2328,20 @@
         <w:tab w:val="left" w:pos="7560"/>
         <w:tab w:val="left" w:pos="7920"/>
         <w:tab w:val="left" w:pos="8280"/>
-        <w:tab w:val="left" w:pos="8640"/>
-        <w:tab w:val="left" w:pos="9000"/>
-        <w:tab w:val="left" w:pos="9360"/>
-        <w:tab w:val="left" w:pos="9720"/>
-        <w:tab w:val="left" w:pos="10080"/>
-        <w:tab w:val="left" w:pos="10440"/>
-        <w:tab w:val="left" w:pos="10800"/>
-        <w:tab w:val="left" w:pos="11160"/>
       </w:tabs>
       <w:autoSpaceDE w:val="0"/>
       <w:autoSpaceDN w:val="0"/>
       <w:adjustRightInd w:val="0"/>
       <w:spacing w:after="0" w:line="240" w:lineRule="auto"/>
-      <w:jc w:val="center"/>
-      <w:rPr>
-        <w:rFonts w:ascii="Arial" w:eastAsia="Times New Roman" w:hAnsi="Arial" w:cs="Arial"/>
-        <w:color w:val="000000"/>
-        <w:kern w:val="2"/>
-        <w:sz w:val="13"/>
-        <w:szCs w:val="24"/>
-      </w:rPr>
     </w:pPr>
     <w:r>
       <w:rPr>
         <w:rFonts w:ascii="Arial" w:eastAsia="Times New Roman" w:hAnsi="Arial" w:cs="Arial"/>
         <w:color w:val="000000"/>
-        <w:kern w:val="2"/>
-        <w:sz w:val="13"/>
+        <w:sz w:val="15"/>
         <w:szCs w:val="24"/>
       </w:rPr>
-      <w:t>(Texto aprobado por la Contraloría General de la República de conformidad con el Decreto 21</w:t>
-    </w:r>
-    <w:r>
-      <w:rPr>
-        <w:rFonts w:ascii="Arial" w:eastAsia="Times New Roman" w:hAnsi="Arial" w:cs="Arial"/>
-        <w:color w:val="000000"/>
-        <w:kern w:val="2"/>
-        <w:sz w:val="13"/>
-        <w:szCs w:val="24"/>
-      </w:rPr>
-      <w:noBreakHyphen/>
-      <w:t>Leg</w:t>
-    </w:r>
-    <w:r>
-      <w:rPr>
-        <w:rFonts w:ascii="Arial" w:eastAsia="Times New Roman" w:hAnsi="Arial" w:cs="Arial"/>
-        <w:color w:val="000000"/>
-        <w:kern w:val="2"/>
-        <w:sz w:val="13"/>
-        <w:szCs w:val="24"/>
-      </w:rPr>
-      <w:noBreakHyphen/>
-      <w:t xml:space="preserve"> de 28 de marzo de 2018).</w:t>
+      <w:t>Regulado y Supervisado por la Superintendencia de Seguros y Reaseguros de Panamá</w:t>
     </w:r>
   </w:p>
 </w:ftr>
@@ -2846,11 +2377,19 @@
   <w:docDefaults>
     <w:rPrDefault>
       <w:rPr>
-        <w:rFonts w:ascii="Calibri" w:eastAsia="Malgun Gothic" w:hAnsi="Calibri" w:cs="Times New Roman"/>
+        <w:rFonts w:asciiTheme="minorHAnsi" w:eastAsiaTheme="minorEastAsia" w:hAnsiTheme="minorHAnsi" w:cstheme="minorBidi"/>
+        <w:kern w:val="2"/>
+        <w:sz w:val="22"/>
+        <w:szCs w:val="22"/>
         <w:lang w:val="es-NI" w:eastAsia="ko-KR" w:bidi="ar-SA"/>
+        <w14:ligatures w14:val="standardContextual"/>
       </w:rPr>
     </w:rPrDefault>
-    <w:pPrDefault/>
+    <w:pPrDefault>
+      <w:pPr>
+        <w:spacing w:after="160" w:line="259" w:lineRule="auto"/>
+      </w:pPr>
+    </w:pPrDefault>
   </w:docDefaults>
   <w:latentStyles w:defLockedState="0" w:defUIPriority="99" w:defSemiHidden="0" w:defUnhideWhenUsed="0" w:defQFormat="0" w:count="376">
     <w:lsdException w:name="Normal" w:uiPriority="0" w:qFormat="1"/>
@@ -3233,13 +2772,6 @@
   <w:style w:type="paragraph" w:default="1" w:styleId="Normal">
     <w:name w:val="Normal"/>
     <w:qFormat/>
-    <w:pPr>
-      <w:spacing w:after="160" w:line="259" w:lineRule="auto"/>
-    </w:pPr>
-    <w:rPr>
-      <w:sz w:val="22"/>
-      <w:szCs w:val="22"/>
-    </w:rPr>
   </w:style>
   <w:style w:type="character" w:default="1" w:styleId="Fuentedeprrafopredeter">
     <w:name w:val="Default Paragraph Font"/>
@@ -3274,23 +2806,21 @@
     <w:link w:val="EncabezadoCar"/>
     <w:uiPriority w:val="99"/>
     <w:unhideWhenUsed/>
-    <w:rsid w:val="00933BF9"/>
+    <w:rsid w:val="00BE5E8C"/>
     <w:pPr>
       <w:tabs>
         <w:tab w:val="center" w:pos="4419"/>
         <w:tab w:val="right" w:pos="8838"/>
       </w:tabs>
+      <w:spacing w:after="0" w:line="240" w:lineRule="auto"/>
     </w:pPr>
   </w:style>
   <w:style w:type="character" w:customStyle="1" w:styleId="EncabezadoCar">
     <w:name w:val="Encabezado Car"/>
+    <w:basedOn w:val="Fuentedeprrafopredeter"/>
     <w:link w:val="Encabezado"/>
     <w:uiPriority w:val="99"/>
-    <w:rsid w:val="00933BF9"/>
-    <w:rPr>
-      <w:sz w:val="22"/>
-      <w:szCs w:val="22"/>
-    </w:rPr>
+    <w:rsid w:val="00BE5E8C"/>
   </w:style>
   <w:style w:type="paragraph" w:styleId="Piedepgina">
     <w:name w:val="footer"/>
@@ -3298,23 +2828,40 @@
     <w:link w:val="PiedepginaCar"/>
     <w:uiPriority w:val="99"/>
     <w:unhideWhenUsed/>
-    <w:rsid w:val="00933BF9"/>
+    <w:rsid w:val="00BE5E8C"/>
     <w:pPr>
       <w:tabs>
         <w:tab w:val="center" w:pos="4419"/>
         <w:tab w:val="right" w:pos="8838"/>
       </w:tabs>
+      <w:spacing w:after="0" w:line="240" w:lineRule="auto"/>
     </w:pPr>
   </w:style>
   <w:style w:type="character" w:customStyle="1" w:styleId="PiedepginaCar">
     <w:name w:val="Pie de página Car"/>
+    <w:basedOn w:val="Fuentedeprrafopredeter"/>
     <w:link w:val="Piedepgina"/>
     <w:uiPriority w:val="99"/>
-    <w:rsid w:val="00933BF9"/>
-    <w:rPr>
-      <w:sz w:val="22"/>
-      <w:szCs w:val="22"/>
-    </w:rPr>
+    <w:rsid w:val="00BE5E8C"/>
+  </w:style>
+  <w:style w:type="table" w:styleId="Tablaconcuadrcula">
+    <w:name w:val="Table Grid"/>
+    <w:basedOn w:val="Tablanormal"/>
+    <w:uiPriority w:val="39"/>
+    <w:rsid w:val="00BE5E8C"/>
+    <w:pPr>
+      <w:spacing w:after="0" w:line="240" w:lineRule="auto"/>
+    </w:pPr>
+    <w:tblPr>
+      <w:tblBorders>
+        <w:top w:val="single" w:sz="4" w:space="0" w:color="auto"/>
+        <w:left w:val="single" w:sz="4" w:space="0" w:color="auto"/>
+        <w:bottom w:val="single" w:sz="4" w:space="0" w:color="auto"/>
+        <w:right w:val="single" w:sz="4" w:space="0" w:color="auto"/>
+        <w:insideH w:val="single" w:sz="4" w:space="0" w:color="auto"/>
+        <w:insideV w:val="single" w:sz="4" w:space="0" w:color="auto"/>
+      </w:tblBorders>
+    </w:tblPr>
   </w:style>
 </w:styles>
 </file>
